--- a/course/特种加工技术/2025/大纲/25JD32105-特种加工技术-课程教学大纲.docx
+++ b/course/特种加工技术/2025/大纲/25JD32105-特种加工技术-课程教学大纲.docx
@@ -5478,9 +5478,9 @@
     <w:tbl>
       <w:tblPr>
         <w:tblW w:type="auto" w:w="0"/>
-        <w:jc w:val="center"/>
         <w:tblLayout w:type="fixed"/>
         <w:tblLook w:firstColumn="1" w:firstRow="1" w:lastColumn="0" w:lastRow="0" w:noHBand="0" w:noVBand="1" w:val="04A0"/>
+        <w:jc w:val="center"/>
         <w:tblBorders>
           <w:top w:val="single" w:sz="4" w:color="000000" w:space="0"/>
           <w:left w:val="single" w:sz="4" w:color="000000" w:space="0"/>
@@ -5491,264 +5491,23 @@
         </w:tblBorders>
       </w:tblPr>
       <w:tblGrid>
-        <w:gridCol w:w="1300"/>
-        <w:gridCol w:w="600"/>
-        <w:gridCol w:w="600"/>
-        <w:gridCol w:w="700"/>
-        <w:gridCol w:w="1100"/>
-        <w:gridCol w:w="1100"/>
-        <w:gridCol w:w="1100"/>
-        <w:gridCol w:w="1100"/>
-        <w:gridCol w:w="1370"/>
+        <w:gridCol w:w="1450"/>
+        <w:gridCol w:w="650"/>
+        <w:gridCol w:w="650"/>
+        <w:gridCol w:w="650"/>
+        <w:gridCol w:w="1050"/>
+        <w:gridCol w:w="1050"/>
+        <w:gridCol w:w="1050"/>
+        <w:gridCol w:w="1800"/>
       </w:tblGrid>
       <w:tr>
-        <w:trPr>
-          <w:tblHeader w:val="true"/>
-        </w:trPr>
-        <w:tc>
-          <w:tcPr>
-            <w:tcW w:type="dxa" w:w="1300"/>
-            <w:vAlign w:val="center"/>
+        <w:tc>
+          <w:tcPr>
+            <w:tcW w:type="dxa" w:w="1134"/>
             <w:vMerge w:val="restart"/>
-            <w:tcMar>
-              <w:top w:w="60" w:type="dxa"/>
-              <w:bottom w:w="60" w:type="dxa"/>
-              <w:start w:w="65" w:type="dxa"/>
-              <w:end w:w="65" w:type="dxa"/>
-            </w:tcMar>
-          </w:tcPr>
-          <w:p>
-            <w:pPr>
-              <w:keepNext w:val="0"/>
-              <w:spacing w:before="0" w:after="0" w:line="252" w:lineRule="auto"/>
-              <w:jc w:val="center"/>
-            </w:pPr>
-            <w:r>
-              <w:rPr>
-                <w:rFonts w:ascii="Times New Roman" w:hAnsi="Times New Roman" w:eastAsia="宋体" w:cs="Times New Roman"/>
-                <w:b/>
-                <w:sz w:val="16"/>
-              </w:rPr>
-              <w:t>考核内容</w:t>
-            </w:r>
-          </w:p>
-        </w:tc>
-        <w:tc>
-          <w:tcPr>
-            <w:tcW w:type="dxa" w:w="600"/>
-            <w:vAlign w:val="center"/>
-            <w:vMerge w:val="restart"/>
-            <w:tcMar>
-              <w:top w:w="60" w:type="dxa"/>
-              <w:bottom w:w="60" w:type="dxa"/>
-              <w:start w:w="65" w:type="dxa"/>
-              <w:end w:w="65" w:type="dxa"/>
-            </w:tcMar>
-          </w:tcPr>
-          <w:p>
-            <w:pPr>
-              <w:keepNext w:val="0"/>
-              <w:spacing w:before="0" w:after="0" w:line="252" w:lineRule="auto"/>
-              <w:jc w:val="center"/>
-            </w:pPr>
-            <w:r>
-              <w:rPr>
-                <w:rFonts w:ascii="Times New Roman" w:hAnsi="Times New Roman" w:eastAsia="宋体" w:cs="Times New Roman"/>
-                <w:b/>
-                <w:sz w:val="16"/>
-              </w:rPr>
-              <w:t>总学时</w:t>
-            </w:r>
-          </w:p>
-        </w:tc>
-        <w:tc>
-          <w:tcPr>
-            <w:tcW w:type="dxa" w:w="600"/>
-            <w:vAlign w:val="center"/>
-            <w:vMerge w:val="restart"/>
-            <w:tcMar>
-              <w:top w:w="60" w:type="dxa"/>
-              <w:bottom w:w="60" w:type="dxa"/>
-              <w:start w:w="65" w:type="dxa"/>
-              <w:end w:w="65" w:type="dxa"/>
-            </w:tcMar>
-          </w:tcPr>
-          <w:p>
-            <w:pPr>
-              <w:keepNext w:val="0"/>
-              <w:spacing w:before="0" w:after="0" w:line="252" w:lineRule="auto"/>
-              <w:jc w:val="center"/>
-            </w:pPr>
-            <w:r>
-              <w:rPr>
-                <w:rFonts w:ascii="Times New Roman" w:hAnsi="Times New Roman" w:eastAsia="宋体" w:cs="Times New Roman"/>
-                <w:b/>
-                <w:sz w:val="16"/>
-              </w:rPr>
-              <w:t>理论学时</w:t>
-            </w:r>
-          </w:p>
-        </w:tc>
-        <w:tc>
-          <w:tcPr>
-            <w:tcW w:type="dxa" w:w="700"/>
-            <w:vAlign w:val="center"/>
-            <w:vMerge w:val="restart"/>
-            <w:tcMar>
-              <w:top w:w="60" w:type="dxa"/>
-              <w:bottom w:w="60" w:type="dxa"/>
-              <w:start w:w="65" w:type="dxa"/>
-              <w:end w:w="65" w:type="dxa"/>
-            </w:tcMar>
-          </w:tcPr>
-          <w:p>
-            <w:pPr>
-              <w:keepNext w:val="0"/>
-              <w:spacing w:before="0" w:after="0" w:line="240" w:lineRule="auto"/>
-              <w:jc w:val="center"/>
-            </w:pPr>
-            <w:r>
-              <w:rPr>
-                <w:rFonts w:ascii="Times New Roman" w:hAnsi="Times New Roman" w:eastAsia="宋体" w:cs="Times New Roman"/>
-                <w:b/>
-                <w:sz w:val="17"/>
-              </w:rPr>
-              <w:t>实验学时</w:t>
-            </w:r>
-          </w:p>
-        </w:tc>
-        <w:tc>
-          <w:tcPr>
-            <w:tcW w:type="dxa" w:w="4400"/>
-            <w:vAlign w:val="center"/>
-            <w:gridSpan w:val="4"/>
-            <w:tcMar>
-              <w:top w:w="60" w:type="dxa"/>
-              <w:bottom w:w="60" w:type="dxa"/>
-              <w:start w:w="65" w:type="dxa"/>
-              <w:end w:w="65" w:type="dxa"/>
-            </w:tcMar>
-          </w:tcPr>
-          <w:p>
-            <w:pPr>
-              <w:keepNext w:val="0"/>
-              <w:spacing w:before="0" w:after="0" w:line="252" w:lineRule="auto"/>
-              <w:jc w:val="center"/>
-            </w:pPr>
-            <w:r>
-              <w:rPr>
-                <w:rFonts w:ascii="Times New Roman" w:hAnsi="Times New Roman" w:eastAsia="宋体" w:cs="Times New Roman"/>
-                <w:b/>
-                <w:sz w:val="16"/>
-              </w:rPr>
-              <w:t>考核方式及占比（100%）</w:t>
-            </w:r>
-          </w:p>
-        </w:tc>
-        <w:tc>
-          <w:tcPr>
-            <w:tcW w:type="dxa" w:w="1370"/>
-            <w:vAlign w:val="center"/>
-            <w:vMerge w:val="restart"/>
-            <w:tcMar>
-              <w:top w:w="60" w:type="dxa"/>
-              <w:bottom w:w="60" w:type="dxa"/>
-              <w:start w:w="65" w:type="dxa"/>
-              <w:end w:w="65" w:type="dxa"/>
-            </w:tcMar>
-          </w:tcPr>
-          <w:p>
-            <w:pPr>
-              <w:keepNext w:val="0"/>
-              <w:spacing w:before="0" w:after="0" w:line="252" w:lineRule="auto"/>
-              <w:jc w:val="center"/>
-            </w:pPr>
-            <w:r>
-              <w:rPr>
-                <w:rFonts w:ascii="Times New Roman" w:hAnsi="Times New Roman" w:eastAsia="宋体" w:cs="Times New Roman"/>
-                <w:b/>
-                <w:sz w:val="16"/>
-              </w:rPr>
-              <w:t>课程目标</w:t>
-            </w:r>
-          </w:p>
-        </w:tc>
-      </w:tr>
-      <w:tr>
-        <w:trPr>
-          <w:tblHeader w:val="true"/>
-        </w:trPr>
-        <w:tc>
-          <w:tcPr>
-            <w:tcW w:type="dxa" w:w="1300"/>
-            <w:vAlign w:val="center"/>
-            <w:vMerge/>
-            <w:tcMar>
-              <w:top w:w="60" w:type="dxa"/>
-              <w:bottom w:w="60" w:type="dxa"/>
-              <w:start w:w="65" w:type="dxa"/>
-              <w:end w:w="65" w:type="dxa"/>
-            </w:tcMar>
-          </w:tcPr>
-          <w:p/>
-        </w:tc>
-        <w:tc>
-          <w:tcPr>
-            <w:tcW w:type="dxa" w:w="600"/>
-            <w:vAlign w:val="center"/>
-            <w:vMerge/>
-            <w:tcMar>
-              <w:top w:w="60" w:type="dxa"/>
-              <w:bottom w:w="60" w:type="dxa"/>
-              <w:start w:w="65" w:type="dxa"/>
-              <w:end w:w="65" w:type="dxa"/>
-            </w:tcMar>
-          </w:tcPr>
-          <w:p/>
-        </w:tc>
-        <w:tc>
-          <w:tcPr>
-            <w:tcW w:type="dxa" w:w="600"/>
-            <w:vAlign w:val="center"/>
-            <w:vMerge/>
-            <w:tcMar>
-              <w:top w:w="60" w:type="dxa"/>
-              <w:bottom w:w="60" w:type="dxa"/>
-              <w:start w:w="65" w:type="dxa"/>
-              <w:end w:w="65" w:type="dxa"/>
-            </w:tcMar>
-          </w:tcPr>
-          <w:p/>
-        </w:tc>
-        <w:tc>
-          <w:tcPr>
-            <w:tcW w:type="dxa" w:w="700"/>
-            <w:vAlign w:val="center"/>
-            <w:vMerge/>
-            <w:tcMar>
-              <w:top w:w="60" w:type="dxa"/>
-              <w:bottom w:w="60" w:type="dxa"/>
-              <w:start w:w="65" w:type="dxa"/>
-              <w:end w:w="65" w:type="dxa"/>
-            </w:tcMar>
-          </w:tcPr>
-          <w:p/>
-        </w:tc>
-        <w:tc>
-          <w:tcPr>
-            <w:tcW w:type="dxa" w:w="1100"/>
-            <w:vAlign w:val="center"/>
-            <w:tcMar>
-              <w:top w:w="60" w:type="dxa"/>
-              <w:bottom w:w="60" w:type="dxa"/>
-              <w:start w:w="65" w:type="dxa"/>
-              <w:end w:w="65" w:type="dxa"/>
-            </w:tcMar>
-          </w:tcPr>
-          <w:p>
-            <w:pPr>
-              <w:keepNext w:val="0"/>
-              <w:spacing w:before="0" w:after="0" w:line="240" w:lineRule="auto"/>
+          </w:tcPr>
+          <w:p>
+            <w:pPr>
               <w:jc w:val="center"/>
             </w:pPr>
             <w:r>
@@ -5757,25 +5516,17 @@
                 <w:b/>
                 <w:sz w:val="15"/>
               </w:rPr>
-              <w:t>平时表现（15%）</w:t>
-            </w:r>
-          </w:p>
-        </w:tc>
-        <w:tc>
-          <w:tcPr>
-            <w:tcW w:type="dxa" w:w="1100"/>
-            <w:vAlign w:val="center"/>
-            <w:tcMar>
-              <w:top w:w="60" w:type="dxa"/>
-              <w:bottom w:w="60" w:type="dxa"/>
-              <w:start w:w="65" w:type="dxa"/>
-              <w:end w:w="65" w:type="dxa"/>
-            </w:tcMar>
-          </w:tcPr>
-          <w:p>
-            <w:pPr>
-              <w:keepNext w:val="0"/>
-              <w:spacing w:before="0" w:after="0" w:line="240" w:lineRule="auto"/>
+              <w:t>考核内容</w:t>
+            </w:r>
+          </w:p>
+        </w:tc>
+        <w:tc>
+          <w:tcPr>
+            <w:tcW w:type="dxa" w:w="1134"/>
+            <w:vMerge w:val="restart"/>
+          </w:tcPr>
+          <w:p>
+            <w:pPr>
               <w:jc w:val="center"/>
             </w:pPr>
             <w:r>
@@ -5784,25 +5535,17 @@
                 <w:b/>
                 <w:sz w:val="15"/>
               </w:rPr>
-              <w:t>课程作业（20%）</w:t>
-            </w:r>
-          </w:p>
-        </w:tc>
-        <w:tc>
-          <w:tcPr>
-            <w:tcW w:type="dxa" w:w="1100"/>
-            <w:vAlign w:val="center"/>
-            <w:tcMar>
-              <w:top w:w="60" w:type="dxa"/>
-              <w:bottom w:w="60" w:type="dxa"/>
-              <w:start w:w="65" w:type="dxa"/>
-              <w:end w:w="65" w:type="dxa"/>
-            </w:tcMar>
-          </w:tcPr>
-          <w:p>
-            <w:pPr>
-              <w:keepNext w:val="0"/>
-              <w:spacing w:before="0" w:after="0" w:line="240" w:lineRule="auto"/>
+              <w:t>总学时</w:t>
+            </w:r>
+          </w:p>
+        </w:tc>
+        <w:tc>
+          <w:tcPr>
+            <w:tcW w:type="dxa" w:w="1134"/>
+            <w:vMerge w:val="restart"/>
+          </w:tcPr>
+          <w:p>
+            <w:pPr>
               <w:jc w:val="center"/>
             </w:pPr>
             <w:r>
@@ -5811,25 +5554,17 @@
                 <w:b/>
                 <w:sz w:val="15"/>
               </w:rPr>
-              <w:t>实验（30%）</w:t>
-            </w:r>
-          </w:p>
-        </w:tc>
-        <w:tc>
-          <w:tcPr>
-            <w:tcW w:type="dxa" w:w="1100"/>
-            <w:vAlign w:val="center"/>
-            <w:tcMar>
-              <w:top w:w="60" w:type="dxa"/>
-              <w:bottom w:w="60" w:type="dxa"/>
-              <w:start w:w="65" w:type="dxa"/>
-              <w:end w:w="65" w:type="dxa"/>
-            </w:tcMar>
-          </w:tcPr>
-          <w:p>
-            <w:pPr>
-              <w:keepNext w:val="0"/>
-              <w:spacing w:before="0" w:after="0" w:line="240" w:lineRule="auto"/>
+              <w:t>理论学时</w:t>
+            </w:r>
+          </w:p>
+        </w:tc>
+        <w:tc>
+          <w:tcPr>
+            <w:tcW w:type="dxa" w:w="1134"/>
+            <w:vMerge w:val="restart"/>
+          </w:tcPr>
+          <w:p>
+            <w:pPr>
               <w:jc w:val="center"/>
             </w:pPr>
             <w:r>
@@ -5838,36 +5573,147 @@
                 <w:b/>
                 <w:sz w:val="15"/>
               </w:rPr>
-              <w:t>综合工艺项目（35%）</w:t>
-            </w:r>
-          </w:p>
-        </w:tc>
-        <w:tc>
-          <w:tcPr>
-            <w:tcW w:type="dxa" w:w="1370"/>
-            <w:vAlign w:val="center"/>
-            <w:vMerge/>
-            <w:tcMar>
-              <w:top w:w="60" w:type="dxa"/>
-              <w:bottom w:w="60" w:type="dxa"/>
-              <w:start w:w="65" w:type="dxa"/>
-              <w:end w:w="65" w:type="dxa"/>
-            </w:tcMar>
-          </w:tcPr>
-          <w:p/>
+              <w:t>实验学时</w:t>
+            </w:r>
+          </w:p>
+        </w:tc>
+        <w:tc>
+          <w:tcPr>
+            <w:tcW w:type="dxa" w:w="3402"/>
+            <w:gridSpan w:val="3"/>
+          </w:tcPr>
+          <w:p>
+            <w:pPr>
+              <w:jc w:val="center"/>
+            </w:pPr>
+            <w:r>
+              <w:rPr>
+                <w:rFonts w:ascii="Times New Roman" w:hAnsi="Times New Roman" w:eastAsia="宋体"/>
+                <w:b/>
+                <w:sz w:val="15"/>
+              </w:rPr>
+              <w:t>考核方式及占比（100%）</w:t>
+            </w:r>
+          </w:p>
+        </w:tc>
+        <w:tc>
+          <w:tcPr>
+            <w:tcW w:type="dxa" w:w="1134"/>
+            <w:vMerge w:val="restart"/>
+          </w:tcPr>
+          <w:p>
+            <w:pPr>
+              <w:jc w:val="center"/>
+            </w:pPr>
+            <w:r>
+              <w:rPr>
+                <w:rFonts w:ascii="Times New Roman" w:hAnsi="Times New Roman" w:eastAsia="宋体"/>
+                <w:b/>
+                <w:sz w:val="15"/>
+              </w:rPr>
+              <w:t>课程目标</w:t>
+            </w:r>
+          </w:p>
         </w:tc>
       </w:tr>
       <w:tr>
-        <w:trPr/>
-        <w:tc>
-          <w:tcPr>
-            <w:tcW w:type="dxa" w:w="1300"/>
-            <w:vAlign w:val="center"/>
-          </w:tcPr>
-          <w:p>
-            <w:pPr>
-              <w:keepNext w:val="0"/>
-              <w:spacing w:before="0" w:after="0" w:line="240" w:lineRule="auto"/>
+        <w:tc>
+          <w:tcPr>
+            <w:tcW w:type="dxa" w:w="1134"/>
+            <w:vMerge/>
+          </w:tcPr>
+          <w:p/>
+        </w:tc>
+        <w:tc>
+          <w:tcPr>
+            <w:tcW w:type="dxa" w:w="1134"/>
+            <w:vMerge/>
+          </w:tcPr>
+          <w:p/>
+        </w:tc>
+        <w:tc>
+          <w:tcPr>
+            <w:tcW w:type="dxa" w:w="1134"/>
+            <w:vMerge/>
+          </w:tcPr>
+          <w:p/>
+        </w:tc>
+        <w:tc>
+          <w:tcPr>
+            <w:tcW w:type="dxa" w:w="1134"/>
+            <w:vMerge/>
+          </w:tcPr>
+          <w:p/>
+        </w:tc>
+        <w:tc>
+          <w:tcPr>
+            <w:tcW w:type="dxa" w:w="1134"/>
+          </w:tcPr>
+          <w:p>
+            <w:pPr>
+              <w:jc w:val="center"/>
+            </w:pPr>
+            <w:r>
+              <w:rPr>
+                <w:rFonts w:ascii="Times New Roman" w:hAnsi="Times New Roman" w:eastAsia="宋体"/>
+                <w:b/>
+                <w:sz w:val="15"/>
+              </w:rPr>
+              <w:t>平时成绩（20%）</w:t>
+            </w:r>
+          </w:p>
+        </w:tc>
+        <w:tc>
+          <w:tcPr>
+            <w:tcW w:type="dxa" w:w="1134"/>
+          </w:tcPr>
+          <w:p>
+            <w:pPr>
+              <w:jc w:val="center"/>
+            </w:pPr>
+            <w:r>
+              <w:rPr>
+                <w:rFonts w:ascii="Times New Roman" w:hAnsi="Times New Roman" w:eastAsia="宋体"/>
+                <w:b/>
+                <w:sz w:val="15"/>
+              </w:rPr>
+              <w:t>课程作业（20%）</w:t>
+            </w:r>
+          </w:p>
+        </w:tc>
+        <w:tc>
+          <w:tcPr>
+            <w:tcW w:type="dxa" w:w="1134"/>
+          </w:tcPr>
+          <w:p>
+            <w:pPr>
+              <w:jc w:val="center"/>
+            </w:pPr>
+            <w:r>
+              <w:rPr>
+                <w:rFonts w:ascii="Times New Roman" w:hAnsi="Times New Roman" w:eastAsia="宋体"/>
+                <w:b/>
+                <w:sz w:val="15"/>
+              </w:rPr>
+              <w:t>期末考核（60%）</w:t>
+            </w:r>
+          </w:p>
+        </w:tc>
+        <w:tc>
+          <w:tcPr>
+            <w:tcW w:type="dxa" w:w="1134"/>
+            <w:vMerge/>
+          </w:tcPr>
+          <w:p/>
+        </w:tc>
+      </w:tr>
+      <w:tr>
+        <w:tc>
+          <w:tcPr>
+            <w:tcW w:type="dxa" w:w="1134"/>
+          </w:tcPr>
+          <w:p>
+            <w:pPr>
               <w:jc w:val="left"/>
             </w:pPr>
             <w:r>
@@ -5882,13 +5728,10 @@
         </w:tc>
         <w:tc>
           <w:tcPr>
-            <w:tcW w:type="dxa" w:w="600"/>
-            <w:vAlign w:val="center"/>
-          </w:tcPr>
-          <w:p>
-            <w:pPr>
-              <w:keepNext w:val="0"/>
-              <w:spacing w:before="0" w:after="0" w:line="240" w:lineRule="auto"/>
+            <w:tcW w:type="dxa" w:w="1134"/>
+          </w:tcPr>
+          <w:p>
+            <w:pPr>
               <w:jc w:val="center"/>
             </w:pPr>
             <w:r>
@@ -5903,13 +5746,10 @@
         </w:tc>
         <w:tc>
           <w:tcPr>
-            <w:tcW w:type="dxa" w:w="600"/>
-            <w:vAlign w:val="center"/>
-          </w:tcPr>
-          <w:p>
-            <w:pPr>
-              <w:keepNext w:val="0"/>
-              <w:spacing w:before="0" w:after="0" w:line="240" w:lineRule="auto"/>
+            <w:tcW w:type="dxa" w:w="1134"/>
+          </w:tcPr>
+          <w:p>
+            <w:pPr>
               <w:jc w:val="center"/>
             </w:pPr>
             <w:r>
@@ -5924,13 +5764,10 @@
         </w:tc>
         <w:tc>
           <w:tcPr>
-            <w:tcW w:type="dxa" w:w="700"/>
-            <w:vAlign w:val="center"/>
-          </w:tcPr>
-          <w:p>
-            <w:pPr>
-              <w:keepNext w:val="0"/>
-              <w:spacing w:before="0" w:after="0" w:line="240" w:lineRule="auto"/>
+            <w:tcW w:type="dxa" w:w="1134"/>
+          </w:tcPr>
+          <w:p>
+            <w:pPr>
               <w:jc w:val="center"/>
             </w:pPr>
             <w:r>
@@ -5945,14 +5782,10 @@
         </w:tc>
         <w:tc>
           <w:tcPr>
-            <w:tcW w:type="dxa" w:w="1100"/>
-            <w:vMerge w:val="restart"/>
-            <w:vAlign w:val="center"/>
-          </w:tcPr>
-          <w:p>
-            <w:pPr>
-              <w:keepNext w:val="0"/>
-              <w:spacing w:before="0" w:after="0" w:line="240" w:lineRule="auto"/>
+            <w:tcW w:type="dxa" w:w="1134"/>
+          </w:tcPr>
+          <w:p>
+            <w:pPr>
               <w:jc w:val="center"/>
             </w:pPr>
             <w:r>
@@ -5961,19 +5794,16 @@
                 <w:b w:val="0"/>
                 <w:sz w:val="15"/>
               </w:rPr>
-              <w:t>全过程</w:t>
-            </w:r>
-          </w:p>
-        </w:tc>
-        <w:tc>
-          <w:tcPr>
-            <w:tcW w:type="dxa" w:w="1100"/>
-            <w:vAlign w:val="center"/>
-          </w:tcPr>
-          <w:p>
-            <w:pPr>
-              <w:keepNext w:val="0"/>
-              <w:spacing w:before="0" w:after="0" w:line="240" w:lineRule="auto"/>
+              <w:t>10%</w:t>
+            </w:r>
+          </w:p>
+        </w:tc>
+        <w:tc>
+          <w:tcPr>
+            <w:tcW w:type="dxa" w:w="1134"/>
+          </w:tcPr>
+          <w:p>
+            <w:pPr>
               <w:jc w:val="center"/>
             </w:pPr>
             <w:r>
@@ -5988,13 +5818,10 @@
         </w:tc>
         <w:tc>
           <w:tcPr>
-            <w:tcW w:type="dxa" w:w="1100"/>
-            <w:vAlign w:val="center"/>
-          </w:tcPr>
-          <w:p>
-            <w:pPr>
-              <w:keepNext w:val="0"/>
-              <w:spacing w:before="0" w:after="0" w:line="240" w:lineRule="auto"/>
+            <w:tcW w:type="dxa" w:w="1134"/>
+          </w:tcPr>
+          <w:p>
+            <w:pPr>
               <w:jc w:val="center"/>
             </w:pPr>
             <w:r>
@@ -6009,13 +5836,10 @@
         </w:tc>
         <w:tc>
           <w:tcPr>
-            <w:tcW w:type="dxa" w:w="1100"/>
-            <w:vAlign w:val="center"/>
-          </w:tcPr>
-          <w:p>
-            <w:pPr>
-              <w:keepNext w:val="0"/>
-              <w:spacing w:before="0" w:after="0" w:line="240" w:lineRule="auto"/>
+            <w:tcW w:type="dxa" w:w="1134"/>
+          </w:tcPr>
+          <w:p>
+            <w:pPr>
               <w:jc w:val="center"/>
             </w:pPr>
             <w:r>
@@ -6024,20 +5848,19 @@
                 <w:b w:val="0"/>
                 <w:sz w:val="15"/>
               </w:rPr>
-              <w:t>10%</w:t>
-            </w:r>
-          </w:p>
-        </w:tc>
-        <w:tc>
-          <w:tcPr>
-            <w:tcW w:type="dxa" w:w="1370"/>
-            <w:vAlign w:val="center"/>
-          </w:tcPr>
-          <w:p>
-            <w:pPr>
-              <w:keepNext w:val="0"/>
-              <w:spacing w:before="0" w:after="0" w:line="240" w:lineRule="auto"/>
-              <w:jc w:val="center"/>
+              <w:t>目标 1.1，2.1，3.1</w:t>
+            </w:r>
+          </w:p>
+        </w:tc>
+      </w:tr>
+      <w:tr>
+        <w:tc>
+          <w:tcPr>
+            <w:tcW w:type="dxa" w:w="1134"/>
+          </w:tcPr>
+          <w:p>
+            <w:pPr>
+              <w:jc w:val="left"/>
             </w:pPr>
             <w:r>
               <w:rPr>
@@ -6045,23 +5868,17 @@
                 <w:b w:val="0"/>
                 <w:sz w:val="15"/>
               </w:rPr>
-              <w:t>目标 1.1，2.1，3.1</w:t>
-            </w:r>
-          </w:p>
-        </w:tc>
-      </w:tr>
-      <w:tr>
-        <w:trPr/>
-        <w:tc>
-          <w:tcPr>
-            <w:tcW w:type="dxa" w:w="1300"/>
-            <w:vAlign w:val="center"/>
-          </w:tcPr>
-          <w:p>
-            <w:pPr>
-              <w:keepNext w:val="0"/>
-              <w:spacing w:before="0" w:after="0" w:line="240" w:lineRule="auto"/>
-              <w:jc w:val="left"/>
+              <w:t>电火花成形与线切割</w:t>
+            </w:r>
+          </w:p>
+        </w:tc>
+        <w:tc>
+          <w:tcPr>
+            <w:tcW w:type="dxa" w:w="1134"/>
+          </w:tcPr>
+          <w:p>
+            <w:pPr>
+              <w:jc w:val="center"/>
             </w:pPr>
             <w:r>
               <w:rPr>
@@ -6069,19 +5886,16 @@
                 <w:b w:val="0"/>
                 <w:sz w:val="15"/>
               </w:rPr>
-              <w:t>电火花成形与线切割</w:t>
-            </w:r>
-          </w:p>
-        </w:tc>
-        <w:tc>
-          <w:tcPr>
-            <w:tcW w:type="dxa" w:w="600"/>
-            <w:vAlign w:val="center"/>
-          </w:tcPr>
-          <w:p>
-            <w:pPr>
-              <w:keepNext w:val="0"/>
-              <w:spacing w:before="0" w:after="0" w:line="240" w:lineRule="auto"/>
+              <w:t>9</w:t>
+            </w:r>
+          </w:p>
+        </w:tc>
+        <w:tc>
+          <w:tcPr>
+            <w:tcW w:type="dxa" w:w="1134"/>
+          </w:tcPr>
+          <w:p>
+            <w:pPr>
               <w:jc w:val="center"/>
             </w:pPr>
             <w:r>
@@ -6090,19 +5904,16 @@
                 <w:b w:val="0"/>
                 <w:sz w:val="15"/>
               </w:rPr>
-              <w:t>9</w:t>
-            </w:r>
-          </w:p>
-        </w:tc>
-        <w:tc>
-          <w:tcPr>
-            <w:tcW w:type="dxa" w:w="600"/>
-            <w:vAlign w:val="center"/>
-          </w:tcPr>
-          <w:p>
-            <w:pPr>
-              <w:keepNext w:val="0"/>
-              <w:spacing w:before="0" w:after="0" w:line="240" w:lineRule="auto"/>
+              <w:t>7</w:t>
+            </w:r>
+          </w:p>
+        </w:tc>
+        <w:tc>
+          <w:tcPr>
+            <w:tcW w:type="dxa" w:w="1134"/>
+          </w:tcPr>
+          <w:p>
+            <w:pPr>
               <w:jc w:val="center"/>
             </w:pPr>
             <w:r>
@@ -6111,19 +5922,16 @@
                 <w:b w:val="0"/>
                 <w:sz w:val="15"/>
               </w:rPr>
-              <w:t>7</w:t>
-            </w:r>
-          </w:p>
-        </w:tc>
-        <w:tc>
-          <w:tcPr>
-            <w:tcW w:type="dxa" w:w="700"/>
-            <w:vAlign w:val="center"/>
-          </w:tcPr>
-          <w:p>
-            <w:pPr>
-              <w:keepNext w:val="0"/>
-              <w:spacing w:before="0" w:after="0" w:line="240" w:lineRule="auto"/>
+              <w:t>2</w:t>
+            </w:r>
+          </w:p>
+        </w:tc>
+        <w:tc>
+          <w:tcPr>
+            <w:tcW w:type="dxa" w:w="1134"/>
+          </w:tcPr>
+          <w:p>
+            <w:pPr>
               <w:jc w:val="center"/>
             </w:pPr>
             <w:r>
@@ -6132,27 +5940,16 @@
                 <w:b w:val="0"/>
                 <w:sz w:val="15"/>
               </w:rPr>
-              <w:t>2</w:t>
-            </w:r>
-          </w:p>
-        </w:tc>
-        <w:tc>
-          <w:tcPr>
-            <w:tcW w:type="dxa" w:w="1100"/>
-            <w:vMerge/>
-            <w:vAlign w:val="center"/>
-          </w:tcPr>
-          <w:p/>
-        </w:tc>
-        <w:tc>
-          <w:tcPr>
-            <w:tcW w:type="dxa" w:w="1100"/>
-            <w:vAlign w:val="center"/>
-          </w:tcPr>
-          <w:p>
-            <w:pPr>
-              <w:keepNext w:val="0"/>
-              <w:spacing w:before="0" w:after="0" w:line="240" w:lineRule="auto"/>
+              <w:t>20%</w:t>
+            </w:r>
+          </w:p>
+        </w:tc>
+        <w:tc>
+          <w:tcPr>
+            <w:tcW w:type="dxa" w:w="1134"/>
+          </w:tcPr>
+          <w:p>
+            <w:pPr>
               <w:jc w:val="center"/>
             </w:pPr>
             <w:r>
@@ -6167,13 +5964,10 @@
         </w:tc>
         <w:tc>
           <w:tcPr>
-            <w:tcW w:type="dxa" w:w="1100"/>
-            <w:vAlign w:val="center"/>
-          </w:tcPr>
-          <w:p>
-            <w:pPr>
-              <w:keepNext w:val="0"/>
-              <w:spacing w:before="0" w:after="0" w:line="240" w:lineRule="auto"/>
+            <w:tcW w:type="dxa" w:w="1134"/>
+          </w:tcPr>
+          <w:p>
+            <w:pPr>
               <w:jc w:val="center"/>
             </w:pPr>
             <w:r>
@@ -6188,13 +5982,10 @@
         </w:tc>
         <w:tc>
           <w:tcPr>
-            <w:tcW w:type="dxa" w:w="1100"/>
-            <w:vAlign w:val="center"/>
-          </w:tcPr>
-          <w:p>
-            <w:pPr>
-              <w:keepNext w:val="0"/>
-              <w:spacing w:before="0" w:after="0" w:line="240" w:lineRule="auto"/>
+            <w:tcW w:type="dxa" w:w="1134"/>
+          </w:tcPr>
+          <w:p>
+            <w:pPr>
               <w:jc w:val="center"/>
             </w:pPr>
             <w:r>
@@ -6203,20 +5994,19 @@
                 <w:b w:val="0"/>
                 <w:sz w:val="15"/>
               </w:rPr>
-              <w:t>25%</w:t>
-            </w:r>
-          </w:p>
-        </w:tc>
-        <w:tc>
-          <w:tcPr>
-            <w:tcW w:type="dxa" w:w="1370"/>
-            <w:vAlign w:val="center"/>
-          </w:tcPr>
-          <w:p>
-            <w:pPr>
-              <w:keepNext w:val="0"/>
-              <w:spacing w:before="0" w:after="0" w:line="240" w:lineRule="auto"/>
-              <w:jc w:val="center"/>
+              <w:t>目标 1.2，2.2，3.2</w:t>
+            </w:r>
+          </w:p>
+        </w:tc>
+      </w:tr>
+      <w:tr>
+        <w:tc>
+          <w:tcPr>
+            <w:tcW w:type="dxa" w:w="1134"/>
+          </w:tcPr>
+          <w:p>
+            <w:pPr>
+              <w:jc w:val="left"/>
             </w:pPr>
             <w:r>
               <w:rPr>
@@ -6224,23 +6014,17 @@
                 <w:b w:val="0"/>
                 <w:sz w:val="15"/>
               </w:rPr>
-              <w:t>目标 1.2，2.2，3.2</w:t>
-            </w:r>
-          </w:p>
-        </w:tc>
-      </w:tr>
-      <w:tr>
-        <w:trPr/>
-        <w:tc>
-          <w:tcPr>
-            <w:tcW w:type="dxa" w:w="1300"/>
-            <w:vAlign w:val="center"/>
-          </w:tcPr>
-          <w:p>
-            <w:pPr>
-              <w:keepNext w:val="0"/>
-              <w:spacing w:before="0" w:after="0" w:line="240" w:lineRule="auto"/>
-              <w:jc w:val="left"/>
+              <w:t>电化学加工与表面处理</w:t>
+            </w:r>
+          </w:p>
+        </w:tc>
+        <w:tc>
+          <w:tcPr>
+            <w:tcW w:type="dxa" w:w="1134"/>
+          </w:tcPr>
+          <w:p>
+            <w:pPr>
+              <w:jc w:val="center"/>
             </w:pPr>
             <w:r>
               <w:rPr>
@@ -6248,19 +6032,16 @@
                 <w:b w:val="0"/>
                 <w:sz w:val="15"/>
               </w:rPr>
-              <w:t>电化学加工与表面处理</w:t>
-            </w:r>
-          </w:p>
-        </w:tc>
-        <w:tc>
-          <w:tcPr>
-            <w:tcW w:type="dxa" w:w="600"/>
-            <w:vAlign w:val="center"/>
-          </w:tcPr>
-          <w:p>
-            <w:pPr>
-              <w:keepNext w:val="0"/>
-              <w:spacing w:before="0" w:after="0" w:line="240" w:lineRule="auto"/>
+              <w:t>5</w:t>
+            </w:r>
+          </w:p>
+        </w:tc>
+        <w:tc>
+          <w:tcPr>
+            <w:tcW w:type="dxa" w:w="1134"/>
+          </w:tcPr>
+          <w:p>
+            <w:pPr>
               <w:jc w:val="center"/>
             </w:pPr>
             <w:r>
@@ -6275,13 +6056,10 @@
         </w:tc>
         <w:tc>
           <w:tcPr>
-            <w:tcW w:type="dxa" w:w="600"/>
-            <w:vAlign w:val="center"/>
-          </w:tcPr>
-          <w:p>
-            <w:pPr>
-              <w:keepNext w:val="0"/>
-              <w:spacing w:before="0" w:after="0" w:line="240" w:lineRule="auto"/>
+            <w:tcW w:type="dxa" w:w="1134"/>
+          </w:tcPr>
+          <w:p>
+            <w:pPr>
               <w:jc w:val="center"/>
             </w:pPr>
             <w:r>
@@ -6290,19 +6068,16 @@
                 <w:b w:val="0"/>
                 <w:sz w:val="15"/>
               </w:rPr>
-              <w:t>5</w:t>
-            </w:r>
-          </w:p>
-        </w:tc>
-        <w:tc>
-          <w:tcPr>
-            <w:tcW w:type="dxa" w:w="700"/>
-            <w:vAlign w:val="center"/>
-          </w:tcPr>
-          <w:p>
-            <w:pPr>
-              <w:keepNext w:val="0"/>
-              <w:spacing w:before="0" w:after="0" w:line="240" w:lineRule="auto"/>
+              <w:t>0</w:t>
+            </w:r>
+          </w:p>
+        </w:tc>
+        <w:tc>
+          <w:tcPr>
+            <w:tcW w:type="dxa" w:w="1134"/>
+          </w:tcPr>
+          <w:p>
+            <w:pPr>
               <w:jc w:val="center"/>
             </w:pPr>
             <w:r>
@@ -6311,27 +6086,16 @@
                 <w:b w:val="0"/>
                 <w:sz w:val="15"/>
               </w:rPr>
-              <w:t>0</w:t>
-            </w:r>
-          </w:p>
-        </w:tc>
-        <w:tc>
-          <w:tcPr>
-            <w:tcW w:type="dxa" w:w="1100"/>
-            <w:vMerge/>
-            <w:vAlign w:val="center"/>
-          </w:tcPr>
-          <w:p/>
-        </w:tc>
-        <w:tc>
-          <w:tcPr>
-            <w:tcW w:type="dxa" w:w="1100"/>
-            <w:vAlign w:val="center"/>
-          </w:tcPr>
-          <w:p>
-            <w:pPr>
-              <w:keepNext w:val="0"/>
-              <w:spacing w:before="0" w:after="0" w:line="240" w:lineRule="auto"/>
+              <w:t>15%</w:t>
+            </w:r>
+          </w:p>
+        </w:tc>
+        <w:tc>
+          <w:tcPr>
+            <w:tcW w:type="dxa" w:w="1134"/>
+          </w:tcPr>
+          <w:p>
+            <w:pPr>
               <w:jc w:val="center"/>
             </w:pPr>
             <w:r>
@@ -6346,13 +6110,10 @@
         </w:tc>
         <w:tc>
           <w:tcPr>
-            <w:tcW w:type="dxa" w:w="1100"/>
-            <w:vAlign w:val="center"/>
-          </w:tcPr>
-          <w:p>
-            <w:pPr>
-              <w:keepNext w:val="0"/>
-              <w:spacing w:before="0" w:after="0" w:line="240" w:lineRule="auto"/>
+            <w:tcW w:type="dxa" w:w="1134"/>
+          </w:tcPr>
+          <w:p>
+            <w:pPr>
               <w:jc w:val="center"/>
             </w:pPr>
             <w:r>
@@ -6367,13 +6128,10 @@
         </w:tc>
         <w:tc>
           <w:tcPr>
-            <w:tcW w:type="dxa" w:w="1100"/>
-            <w:vAlign w:val="center"/>
-          </w:tcPr>
-          <w:p>
-            <w:pPr>
-              <w:keepNext w:val="0"/>
-              <w:spacing w:before="0" w:after="0" w:line="240" w:lineRule="auto"/>
+            <w:tcW w:type="dxa" w:w="1134"/>
+          </w:tcPr>
+          <w:p>
+            <w:pPr>
               <w:jc w:val="center"/>
             </w:pPr>
             <w:r>
@@ -6382,20 +6140,19 @@
                 <w:b w:val="0"/>
                 <w:sz w:val="15"/>
               </w:rPr>
-              <w:t>15%</w:t>
-            </w:r>
-          </w:p>
-        </w:tc>
-        <w:tc>
-          <w:tcPr>
-            <w:tcW w:type="dxa" w:w="1370"/>
-            <w:vAlign w:val="center"/>
-          </w:tcPr>
-          <w:p>
-            <w:pPr>
-              <w:keepNext w:val="0"/>
-              <w:spacing w:before="0" w:after="0" w:line="240" w:lineRule="auto"/>
-              <w:jc w:val="center"/>
+              <w:t>目标 1.3，2.3，3.3</w:t>
+            </w:r>
+          </w:p>
+        </w:tc>
+      </w:tr>
+      <w:tr>
+        <w:tc>
+          <w:tcPr>
+            <w:tcW w:type="dxa" w:w="1134"/>
+          </w:tcPr>
+          <w:p>
+            <w:pPr>
+              <w:jc w:val="left"/>
             </w:pPr>
             <w:r>
               <w:rPr>
@@ -6403,23 +6160,17 @@
                 <w:b w:val="0"/>
                 <w:sz w:val="15"/>
               </w:rPr>
-              <w:t>目标 1.3，2.3，3.3</w:t>
-            </w:r>
-          </w:p>
-        </w:tc>
-      </w:tr>
-      <w:tr>
-        <w:trPr/>
-        <w:tc>
-          <w:tcPr>
-            <w:tcW w:type="dxa" w:w="1300"/>
-            <w:vAlign w:val="center"/>
-          </w:tcPr>
-          <w:p>
-            <w:pPr>
-              <w:keepNext w:val="0"/>
-              <w:spacing w:before="0" w:after="0" w:line="240" w:lineRule="auto"/>
-              <w:jc w:val="left"/>
+              <w:t>激光、超声与水射流加工</w:t>
+            </w:r>
+          </w:p>
+        </w:tc>
+        <w:tc>
+          <w:tcPr>
+            <w:tcW w:type="dxa" w:w="1134"/>
+          </w:tcPr>
+          <w:p>
+            <w:pPr>
+              <w:jc w:val="center"/>
             </w:pPr>
             <w:r>
               <w:rPr>
@@ -6427,19 +6178,16 @@
                 <w:b w:val="0"/>
                 <w:sz w:val="15"/>
               </w:rPr>
-              <w:t>激光、超声与水射流加工</w:t>
-            </w:r>
-          </w:p>
-        </w:tc>
-        <w:tc>
-          <w:tcPr>
-            <w:tcW w:type="dxa" w:w="600"/>
-            <w:vAlign w:val="center"/>
-          </w:tcPr>
-          <w:p>
-            <w:pPr>
-              <w:keepNext w:val="0"/>
-              <w:spacing w:before="0" w:after="0" w:line="240" w:lineRule="auto"/>
+              <w:t>7</w:t>
+            </w:r>
+          </w:p>
+        </w:tc>
+        <w:tc>
+          <w:tcPr>
+            <w:tcW w:type="dxa" w:w="1134"/>
+          </w:tcPr>
+          <w:p>
+            <w:pPr>
               <w:jc w:val="center"/>
             </w:pPr>
             <w:r>
@@ -6448,19 +6196,16 @@
                 <w:b w:val="0"/>
                 <w:sz w:val="15"/>
               </w:rPr>
-              <w:t>7</w:t>
-            </w:r>
-          </w:p>
-        </w:tc>
-        <w:tc>
-          <w:tcPr>
-            <w:tcW w:type="dxa" w:w="600"/>
-            <w:vAlign w:val="center"/>
-          </w:tcPr>
-          <w:p>
-            <w:pPr>
-              <w:keepNext w:val="0"/>
-              <w:spacing w:before="0" w:after="0" w:line="240" w:lineRule="auto"/>
+              <w:t>5</w:t>
+            </w:r>
+          </w:p>
+        </w:tc>
+        <w:tc>
+          <w:tcPr>
+            <w:tcW w:type="dxa" w:w="1134"/>
+          </w:tcPr>
+          <w:p>
+            <w:pPr>
               <w:jc w:val="center"/>
             </w:pPr>
             <w:r>
@@ -6469,19 +6214,16 @@
                 <w:b w:val="0"/>
                 <w:sz w:val="15"/>
               </w:rPr>
-              <w:t>5</w:t>
-            </w:r>
-          </w:p>
-        </w:tc>
-        <w:tc>
-          <w:tcPr>
-            <w:tcW w:type="dxa" w:w="700"/>
-            <w:vAlign w:val="center"/>
-          </w:tcPr>
-          <w:p>
-            <w:pPr>
-              <w:keepNext w:val="0"/>
-              <w:spacing w:before="0" w:after="0" w:line="240" w:lineRule="auto"/>
+              <w:t>2</w:t>
+            </w:r>
+          </w:p>
+        </w:tc>
+        <w:tc>
+          <w:tcPr>
+            <w:tcW w:type="dxa" w:w="1134"/>
+          </w:tcPr>
+          <w:p>
+            <w:pPr>
               <w:jc w:val="center"/>
             </w:pPr>
             <w:r>
@@ -6490,27 +6232,16 @@
                 <w:b w:val="0"/>
                 <w:sz w:val="15"/>
               </w:rPr>
-              <w:t>2</w:t>
-            </w:r>
-          </w:p>
-        </w:tc>
-        <w:tc>
-          <w:tcPr>
-            <w:tcW w:type="dxa" w:w="1100"/>
-            <w:vMerge/>
-            <w:vAlign w:val="center"/>
-          </w:tcPr>
-          <w:p/>
-        </w:tc>
-        <w:tc>
-          <w:tcPr>
-            <w:tcW w:type="dxa" w:w="1100"/>
-            <w:vAlign w:val="center"/>
-          </w:tcPr>
-          <w:p>
-            <w:pPr>
-              <w:keepNext w:val="0"/>
-              <w:spacing w:before="0" w:after="0" w:line="240" w:lineRule="auto"/>
+              <w:t>20%</w:t>
+            </w:r>
+          </w:p>
+        </w:tc>
+        <w:tc>
+          <w:tcPr>
+            <w:tcW w:type="dxa" w:w="1134"/>
+          </w:tcPr>
+          <w:p>
+            <w:pPr>
               <w:jc w:val="center"/>
             </w:pPr>
             <w:r>
@@ -6525,13 +6256,10 @@
         </w:tc>
         <w:tc>
           <w:tcPr>
-            <w:tcW w:type="dxa" w:w="1100"/>
-            <w:vAlign w:val="center"/>
-          </w:tcPr>
-          <w:p>
-            <w:pPr>
-              <w:keepNext w:val="0"/>
-              <w:spacing w:before="0" w:after="0" w:line="240" w:lineRule="auto"/>
+            <w:tcW w:type="dxa" w:w="1134"/>
+          </w:tcPr>
+          <w:p>
+            <w:pPr>
               <w:jc w:val="center"/>
             </w:pPr>
             <w:r>
@@ -6546,13 +6274,10 @@
         </w:tc>
         <w:tc>
           <w:tcPr>
-            <w:tcW w:type="dxa" w:w="1100"/>
-            <w:vAlign w:val="center"/>
-          </w:tcPr>
-          <w:p>
-            <w:pPr>
-              <w:keepNext w:val="0"/>
-              <w:spacing w:before="0" w:after="0" w:line="240" w:lineRule="auto"/>
+            <w:tcW w:type="dxa" w:w="1134"/>
+          </w:tcPr>
+          <w:p>
+            <w:pPr>
               <w:jc w:val="center"/>
             </w:pPr>
             <w:r>
@@ -6561,20 +6286,19 @@
                 <w:b w:val="0"/>
                 <w:sz w:val="15"/>
               </w:rPr>
-              <w:t>20%</w:t>
-            </w:r>
-          </w:p>
-        </w:tc>
-        <w:tc>
-          <w:tcPr>
-            <w:tcW w:type="dxa" w:w="1370"/>
-            <w:vAlign w:val="center"/>
-          </w:tcPr>
-          <w:p>
-            <w:pPr>
-              <w:keepNext w:val="0"/>
-              <w:spacing w:before="0" w:after="0" w:line="240" w:lineRule="auto"/>
-              <w:jc w:val="center"/>
+              <w:t>目标 1.4，2.4，3.4</w:t>
+            </w:r>
+          </w:p>
+        </w:tc>
+      </w:tr>
+      <w:tr>
+        <w:tc>
+          <w:tcPr>
+            <w:tcW w:type="dxa" w:w="1134"/>
+          </w:tcPr>
+          <w:p>
+            <w:pPr>
+              <w:jc w:val="left"/>
             </w:pPr>
             <w:r>
               <w:rPr>
@@ -6582,23 +6306,17 @@
                 <w:b w:val="0"/>
                 <w:sz w:val="15"/>
               </w:rPr>
-              <w:t>目标 1.4，2.4，3.4</w:t>
-            </w:r>
-          </w:p>
-        </w:tc>
-      </w:tr>
-      <w:tr>
-        <w:trPr/>
-        <w:tc>
-          <w:tcPr>
-            <w:tcW w:type="dxa" w:w="1300"/>
-            <w:vAlign w:val="center"/>
-          </w:tcPr>
-          <w:p>
-            <w:pPr>
-              <w:keepNext w:val="0"/>
-              <w:spacing w:before="0" w:after="0" w:line="240" w:lineRule="auto"/>
-              <w:jc w:val="left"/>
+              <w:t>高能束、微细与复合加工</w:t>
+            </w:r>
+          </w:p>
+        </w:tc>
+        <w:tc>
+          <w:tcPr>
+            <w:tcW w:type="dxa" w:w="1134"/>
+          </w:tcPr>
+          <w:p>
+            <w:pPr>
+              <w:jc w:val="center"/>
             </w:pPr>
             <w:r>
               <w:rPr>
@@ -6606,19 +6324,16 @@
                 <w:b w:val="0"/>
                 <w:sz w:val="15"/>
               </w:rPr>
-              <w:t>高能束、微细与复合加工</w:t>
-            </w:r>
-          </w:p>
-        </w:tc>
-        <w:tc>
-          <w:tcPr>
-            <w:tcW w:type="dxa" w:w="600"/>
-            <w:vAlign w:val="center"/>
-          </w:tcPr>
-          <w:p>
-            <w:pPr>
-              <w:keepNext w:val="0"/>
-              <w:spacing w:before="0" w:after="0" w:line="240" w:lineRule="auto"/>
+              <w:t>3</w:t>
+            </w:r>
+          </w:p>
+        </w:tc>
+        <w:tc>
+          <w:tcPr>
+            <w:tcW w:type="dxa" w:w="1134"/>
+          </w:tcPr>
+          <w:p>
+            <w:pPr>
               <w:jc w:val="center"/>
             </w:pPr>
             <w:r>
@@ -6633,13 +6348,10 @@
         </w:tc>
         <w:tc>
           <w:tcPr>
-            <w:tcW w:type="dxa" w:w="600"/>
-            <w:vAlign w:val="center"/>
-          </w:tcPr>
-          <w:p>
-            <w:pPr>
-              <w:keepNext w:val="0"/>
-              <w:spacing w:before="0" w:after="0" w:line="240" w:lineRule="auto"/>
+            <w:tcW w:type="dxa" w:w="1134"/>
+          </w:tcPr>
+          <w:p>
+            <w:pPr>
               <w:jc w:val="center"/>
             </w:pPr>
             <w:r>
@@ -6648,19 +6360,16 @@
                 <w:b w:val="0"/>
                 <w:sz w:val="15"/>
               </w:rPr>
-              <w:t>3</w:t>
-            </w:r>
-          </w:p>
-        </w:tc>
-        <w:tc>
-          <w:tcPr>
-            <w:tcW w:type="dxa" w:w="700"/>
-            <w:vAlign w:val="center"/>
-          </w:tcPr>
-          <w:p>
-            <w:pPr>
-              <w:keepNext w:val="0"/>
-              <w:spacing w:before="0" w:after="0" w:line="240" w:lineRule="auto"/>
+              <w:t>0</w:t>
+            </w:r>
+          </w:p>
+        </w:tc>
+        <w:tc>
+          <w:tcPr>
+            <w:tcW w:type="dxa" w:w="1134"/>
+          </w:tcPr>
+          <w:p>
+            <w:pPr>
               <w:jc w:val="center"/>
             </w:pPr>
             <w:r>
@@ -6669,27 +6378,16 @@
                 <w:b w:val="0"/>
                 <w:sz w:val="15"/>
               </w:rPr>
-              <w:t>0</w:t>
-            </w:r>
-          </w:p>
-        </w:tc>
-        <w:tc>
-          <w:tcPr>
-            <w:tcW w:type="dxa" w:w="1100"/>
-            <w:vMerge/>
-            <w:vAlign w:val="center"/>
-          </w:tcPr>
-          <w:p/>
-        </w:tc>
-        <w:tc>
-          <w:tcPr>
-            <w:tcW w:type="dxa" w:w="1100"/>
-            <w:vAlign w:val="center"/>
-          </w:tcPr>
-          <w:p>
-            <w:pPr>
-              <w:keepNext w:val="0"/>
-              <w:spacing w:before="0" w:after="0" w:line="240" w:lineRule="auto"/>
+              <w:t>15%</w:t>
+            </w:r>
+          </w:p>
+        </w:tc>
+        <w:tc>
+          <w:tcPr>
+            <w:tcW w:type="dxa" w:w="1134"/>
+          </w:tcPr>
+          <w:p>
+            <w:pPr>
               <w:jc w:val="center"/>
             </w:pPr>
             <w:r>
@@ -6704,13 +6402,10 @@
         </w:tc>
         <w:tc>
           <w:tcPr>
-            <w:tcW w:type="dxa" w:w="1100"/>
-            <w:vAlign w:val="center"/>
-          </w:tcPr>
-          <w:p>
-            <w:pPr>
-              <w:keepNext w:val="0"/>
-              <w:spacing w:before="0" w:after="0" w:line="240" w:lineRule="auto"/>
+            <w:tcW w:type="dxa" w:w="1134"/>
+          </w:tcPr>
+          <w:p>
+            <w:pPr>
               <w:jc w:val="center"/>
             </w:pPr>
             <w:r>
@@ -6725,13 +6420,10 @@
         </w:tc>
         <w:tc>
           <w:tcPr>
-            <w:tcW w:type="dxa" w:w="1100"/>
-            <w:vAlign w:val="center"/>
-          </w:tcPr>
-          <w:p>
-            <w:pPr>
-              <w:keepNext w:val="0"/>
-              <w:spacing w:before="0" w:after="0" w:line="240" w:lineRule="auto"/>
+            <w:tcW w:type="dxa" w:w="1134"/>
+          </w:tcPr>
+          <w:p>
+            <w:pPr>
               <w:jc w:val="center"/>
             </w:pPr>
             <w:r>
@@ -6740,20 +6432,19 @@
                 <w:b w:val="0"/>
                 <w:sz w:val="15"/>
               </w:rPr>
-              <w:t>10%</w:t>
-            </w:r>
-          </w:p>
-        </w:tc>
-        <w:tc>
-          <w:tcPr>
-            <w:tcW w:type="dxa" w:w="1370"/>
-            <w:vAlign w:val="center"/>
-          </w:tcPr>
-          <w:p>
-            <w:pPr>
-              <w:keepNext w:val="0"/>
-              <w:spacing w:before="0" w:after="0" w:line="240" w:lineRule="auto"/>
-              <w:jc w:val="center"/>
+              <w:t>目标 1.5，2.5，3.5</w:t>
+            </w:r>
+          </w:p>
+        </w:tc>
+      </w:tr>
+      <w:tr>
+        <w:tc>
+          <w:tcPr>
+            <w:tcW w:type="dxa" w:w="1134"/>
+          </w:tcPr>
+          <w:p>
+            <w:pPr>
+              <w:jc w:val="left"/>
             </w:pPr>
             <w:r>
               <w:rPr>
@@ -6761,23 +6452,17 @@
                 <w:b w:val="0"/>
                 <w:sz w:val="15"/>
               </w:rPr>
-              <w:t>目标 1.5，2.5，3.5</w:t>
-            </w:r>
-          </w:p>
-        </w:tc>
-      </w:tr>
-      <w:tr>
-        <w:trPr/>
-        <w:tc>
-          <w:tcPr>
-            <w:tcW w:type="dxa" w:w="1300"/>
-            <w:vAlign w:val="center"/>
-          </w:tcPr>
-          <w:p>
-            <w:pPr>
-              <w:keepNext w:val="0"/>
-              <w:spacing w:before="0" w:after="0" w:line="240" w:lineRule="auto"/>
-              <w:jc w:val="left"/>
+              <w:t>工艺设计、质量与可持续制造</w:t>
+            </w:r>
+          </w:p>
+        </w:tc>
+        <w:tc>
+          <w:tcPr>
+            <w:tcW w:type="dxa" w:w="1134"/>
+          </w:tcPr>
+          <w:p>
+            <w:pPr>
+              <w:jc w:val="center"/>
             </w:pPr>
             <w:r>
               <w:rPr>
@@ -6785,19 +6470,16 @@
                 <w:b w:val="0"/>
                 <w:sz w:val="15"/>
               </w:rPr>
-              <w:t>工艺设计、质量与可持续制造</w:t>
-            </w:r>
-          </w:p>
-        </w:tc>
-        <w:tc>
-          <w:tcPr>
-            <w:tcW w:type="dxa" w:w="600"/>
-            <w:vAlign w:val="center"/>
-          </w:tcPr>
-          <w:p>
-            <w:pPr>
-              <w:keepNext w:val="0"/>
-              <w:spacing w:before="0" w:after="0" w:line="240" w:lineRule="auto"/>
+              <w:t>5</w:t>
+            </w:r>
+          </w:p>
+        </w:tc>
+        <w:tc>
+          <w:tcPr>
+            <w:tcW w:type="dxa" w:w="1134"/>
+          </w:tcPr>
+          <w:p>
+            <w:pPr>
               <w:jc w:val="center"/>
             </w:pPr>
             <w:r>
@@ -6806,19 +6488,16 @@
                 <w:b w:val="0"/>
                 <w:sz w:val="15"/>
               </w:rPr>
-              <w:t>5</w:t>
-            </w:r>
-          </w:p>
-        </w:tc>
-        <w:tc>
-          <w:tcPr>
-            <w:tcW w:type="dxa" w:w="600"/>
-            <w:vAlign w:val="center"/>
-          </w:tcPr>
-          <w:p>
-            <w:pPr>
-              <w:keepNext w:val="0"/>
-              <w:spacing w:before="0" w:after="0" w:line="240" w:lineRule="auto"/>
+              <w:t>3</w:t>
+            </w:r>
+          </w:p>
+        </w:tc>
+        <w:tc>
+          <w:tcPr>
+            <w:tcW w:type="dxa" w:w="1134"/>
+          </w:tcPr>
+          <w:p>
+            <w:pPr>
               <w:jc w:val="center"/>
             </w:pPr>
             <w:r>
@@ -6827,19 +6506,16 @@
                 <w:b w:val="0"/>
                 <w:sz w:val="15"/>
               </w:rPr>
-              <w:t>3</w:t>
-            </w:r>
-          </w:p>
-        </w:tc>
-        <w:tc>
-          <w:tcPr>
-            <w:tcW w:type="dxa" w:w="700"/>
-            <w:vAlign w:val="center"/>
-          </w:tcPr>
-          <w:p>
-            <w:pPr>
-              <w:keepNext w:val="0"/>
-              <w:spacing w:before="0" w:after="0" w:line="240" w:lineRule="auto"/>
+              <w:t>2</w:t>
+            </w:r>
+          </w:p>
+        </w:tc>
+        <w:tc>
+          <w:tcPr>
+            <w:tcW w:type="dxa" w:w="1134"/>
+          </w:tcPr>
+          <w:p>
+            <w:pPr>
               <w:jc w:val="center"/>
             </w:pPr>
             <w:r>
@@ -6848,27 +6524,16 @@
                 <w:b w:val="0"/>
                 <w:sz w:val="15"/>
               </w:rPr>
-              <w:t>2</w:t>
-            </w:r>
-          </w:p>
-        </w:tc>
-        <w:tc>
-          <w:tcPr>
-            <w:tcW w:type="dxa" w:w="1100"/>
-            <w:vMerge/>
-            <w:vAlign w:val="center"/>
-          </w:tcPr>
-          <w:p/>
-        </w:tc>
-        <w:tc>
-          <w:tcPr>
-            <w:tcW w:type="dxa" w:w="1100"/>
-            <w:vAlign w:val="center"/>
-          </w:tcPr>
-          <w:p>
-            <w:pPr>
-              <w:keepNext w:val="0"/>
-              <w:spacing w:before="0" w:after="0" w:line="240" w:lineRule="auto"/>
+              <w:t>20%</w:t>
+            </w:r>
+          </w:p>
+        </w:tc>
+        <w:tc>
+          <w:tcPr>
+            <w:tcW w:type="dxa" w:w="1134"/>
+          </w:tcPr>
+          <w:p>
+            <w:pPr>
               <w:jc w:val="center"/>
             </w:pPr>
             <w:r>
@@ -6883,13 +6548,10 @@
         </w:tc>
         <w:tc>
           <w:tcPr>
-            <w:tcW w:type="dxa" w:w="1100"/>
-            <w:vAlign w:val="center"/>
-          </w:tcPr>
-          <w:p>
-            <w:pPr>
-              <w:keepNext w:val="0"/>
-              <w:spacing w:before="0" w:after="0" w:line="240" w:lineRule="auto"/>
+            <w:tcW w:type="dxa" w:w="1134"/>
+          </w:tcPr>
+          <w:p>
+            <w:pPr>
               <w:jc w:val="center"/>
             </w:pPr>
             <w:r>
@@ -6904,13 +6566,10 @@
         </w:tc>
         <w:tc>
           <w:tcPr>
-            <w:tcW w:type="dxa" w:w="1100"/>
-            <w:vAlign w:val="center"/>
-          </w:tcPr>
-          <w:p>
-            <w:pPr>
-              <w:keepNext w:val="0"/>
-              <w:spacing w:before="0" w:after="0" w:line="240" w:lineRule="auto"/>
+            <w:tcW w:type="dxa" w:w="1134"/>
+          </w:tcPr>
+          <w:p>
+            <w:pPr>
               <w:jc w:val="center"/>
             </w:pPr>
             <w:r>
@@ -6919,27 +6578,6 @@
                 <w:b w:val="0"/>
                 <w:sz w:val="15"/>
               </w:rPr>
-              <w:t>20%</w:t>
-            </w:r>
-          </w:p>
-        </w:tc>
-        <w:tc>
-          <w:tcPr>
-            <w:tcW w:type="dxa" w:w="1370"/>
-            <w:vAlign w:val="center"/>
-          </w:tcPr>
-          <w:p>
-            <w:pPr>
-              <w:keepNext w:val="0"/>
-              <w:spacing w:before="0" w:after="0" w:line="240" w:lineRule="auto"/>
-              <w:jc w:val="center"/>
-            </w:pPr>
-            <w:r>
-              <w:rPr>
-                <w:rFonts w:ascii="Times New Roman" w:hAnsi="Times New Roman" w:eastAsia="宋体"/>
-                <w:b w:val="0"/>
-                <w:sz w:val="15"/>
-              </w:rPr>
               <w:t>目标 1.6，2.6，3.6</w:t>
             </w:r>
           </w:p>
@@ -6948,20 +6586,17 @@
       <w:tr>
         <w:tc>
           <w:tcPr>
-            <w:tcW w:type="dxa" w:w="1300"/>
-            <w:vAlign w:val="center"/>
-          </w:tcPr>
-          <w:p>
-            <w:pPr>
-              <w:keepNext w:val="0"/>
-              <w:spacing w:before="0" w:after="0" w:line="240" w:lineRule="auto"/>
-              <w:jc w:val="center"/>
+            <w:tcW w:type="dxa" w:w="1134"/>
+          </w:tcPr>
+          <w:p>
+            <w:pPr>
+              <w:jc w:val="left"/>
             </w:pPr>
             <w:r>
               <w:rPr>
                 <w:rFonts w:ascii="Times New Roman" w:hAnsi="Times New Roman" w:eastAsia="宋体"/>
                 <w:b/>
-                <w:sz w:val="16"/>
+                <w:sz w:val="15"/>
               </w:rPr>
               <w:t>合计</w:t>
             </w:r>
@@ -6969,20 +6604,17 @@
         </w:tc>
         <w:tc>
           <w:tcPr>
-            <w:tcW w:type="dxa" w:w="600"/>
-            <w:vAlign w:val="center"/>
-          </w:tcPr>
-          <w:p>
-            <w:pPr>
-              <w:keepNext w:val="0"/>
-              <w:spacing w:before="0" w:after="0" w:line="240" w:lineRule="auto"/>
+            <w:tcW w:type="dxa" w:w="1134"/>
+          </w:tcPr>
+          <w:p>
+            <w:pPr>
               <w:jc w:val="center"/>
             </w:pPr>
             <w:r>
               <w:rPr>
                 <w:rFonts w:ascii="Times New Roman" w:hAnsi="Times New Roman" w:eastAsia="宋体"/>
                 <w:b/>
-                <w:sz w:val="16"/>
+                <w:sz w:val="15"/>
               </w:rPr>
               <w:t>32</w:t>
             </w:r>
@@ -6990,20 +6622,17 @@
         </w:tc>
         <w:tc>
           <w:tcPr>
-            <w:tcW w:type="dxa" w:w="600"/>
-            <w:vAlign w:val="center"/>
-          </w:tcPr>
-          <w:p>
-            <w:pPr>
-              <w:keepNext w:val="0"/>
-              <w:spacing w:before="0" w:after="0" w:line="240" w:lineRule="auto"/>
+            <w:tcW w:type="dxa" w:w="1134"/>
+          </w:tcPr>
+          <w:p>
+            <w:pPr>
               <w:jc w:val="center"/>
             </w:pPr>
             <w:r>
               <w:rPr>
                 <w:rFonts w:ascii="Times New Roman" w:hAnsi="Times New Roman" w:eastAsia="宋体"/>
                 <w:b/>
-                <w:sz w:val="16"/>
+                <w:sz w:val="15"/>
               </w:rPr>
               <w:t>26</w:t>
             </w:r>
@@ -7011,20 +6640,17 @@
         </w:tc>
         <w:tc>
           <w:tcPr>
-            <w:tcW w:type="dxa" w:w="700"/>
-            <w:vAlign w:val="center"/>
-          </w:tcPr>
-          <w:p>
-            <w:pPr>
-              <w:keepNext w:val="0"/>
-              <w:spacing w:before="0" w:after="0" w:line="240" w:lineRule="auto"/>
+            <w:tcW w:type="dxa" w:w="1134"/>
+          </w:tcPr>
+          <w:p>
+            <w:pPr>
               <w:jc w:val="center"/>
             </w:pPr>
             <w:r>
               <w:rPr>
                 <w:rFonts w:ascii="Times New Roman" w:hAnsi="Times New Roman" w:eastAsia="宋体"/>
                 <w:b/>
-                <w:sz w:val="16"/>
+                <w:sz w:val="15"/>
               </w:rPr>
               <w:t>6</w:t>
             </w:r>
@@ -7032,41 +6658,35 @@
         </w:tc>
         <w:tc>
           <w:tcPr>
-            <w:tcW w:type="dxa" w:w="1100"/>
-            <w:vAlign w:val="center"/>
-          </w:tcPr>
-          <w:p>
-            <w:pPr>
-              <w:keepNext w:val="0"/>
-              <w:spacing w:before="0" w:after="0" w:line="240" w:lineRule="auto"/>
+            <w:tcW w:type="dxa" w:w="1134"/>
+          </w:tcPr>
+          <w:p>
+            <w:pPr>
               <w:jc w:val="center"/>
             </w:pPr>
             <w:r>
               <w:rPr>
                 <w:rFonts w:ascii="Times New Roman" w:hAnsi="Times New Roman" w:eastAsia="宋体"/>
                 <w:b/>
-                <w:sz w:val="16"/>
-              </w:rPr>
-              <w:t>—</w:t>
-            </w:r>
-          </w:p>
-        </w:tc>
-        <w:tc>
-          <w:tcPr>
-            <w:tcW w:type="dxa" w:w="1100"/>
-            <w:vAlign w:val="center"/>
-          </w:tcPr>
-          <w:p>
-            <w:pPr>
-              <w:keepNext w:val="0"/>
-              <w:spacing w:before="0" w:after="0" w:line="240" w:lineRule="auto"/>
+                <w:sz w:val="15"/>
+              </w:rPr>
+              <w:t>100%</w:t>
+            </w:r>
+          </w:p>
+        </w:tc>
+        <w:tc>
+          <w:tcPr>
+            <w:tcW w:type="dxa" w:w="1134"/>
+          </w:tcPr>
+          <w:p>
+            <w:pPr>
               <w:jc w:val="center"/>
             </w:pPr>
             <w:r>
               <w:rPr>
                 <w:rFonts w:ascii="Times New Roman" w:hAnsi="Times New Roman" w:eastAsia="宋体"/>
                 <w:b/>
-                <w:sz w:val="16"/>
+                <w:sz w:val="15"/>
               </w:rPr>
               <w:t>100%</w:t>
             </w:r>
@@ -7074,20 +6694,17 @@
         </w:tc>
         <w:tc>
           <w:tcPr>
-            <w:tcW w:type="dxa" w:w="1100"/>
-            <w:vAlign w:val="center"/>
-          </w:tcPr>
-          <w:p>
-            <w:pPr>
-              <w:keepNext w:val="0"/>
-              <w:spacing w:before="0" w:after="0" w:line="240" w:lineRule="auto"/>
+            <w:tcW w:type="dxa" w:w="1134"/>
+          </w:tcPr>
+          <w:p>
+            <w:pPr>
               <w:jc w:val="center"/>
             </w:pPr>
             <w:r>
               <w:rPr>
                 <w:rFonts w:ascii="Times New Roman" w:hAnsi="Times New Roman" w:eastAsia="宋体"/>
                 <w:b/>
-                <w:sz w:val="16"/>
+                <w:sz w:val="15"/>
               </w:rPr>
               <w:t>100%</w:t>
             </w:r>
@@ -7095,41 +6712,17 @@
         </w:tc>
         <w:tc>
           <w:tcPr>
-            <w:tcW w:type="dxa" w:w="1100"/>
-            <w:vAlign w:val="center"/>
-          </w:tcPr>
-          <w:p>
-            <w:pPr>
-              <w:keepNext w:val="0"/>
-              <w:spacing w:before="0" w:after="0" w:line="240" w:lineRule="auto"/>
+            <w:tcW w:type="dxa" w:w="1134"/>
+          </w:tcPr>
+          <w:p>
+            <w:pPr>
               <w:jc w:val="center"/>
             </w:pPr>
             <w:r>
               <w:rPr>
                 <w:rFonts w:ascii="Times New Roman" w:hAnsi="Times New Roman" w:eastAsia="宋体"/>
                 <w:b/>
-                <w:sz w:val="16"/>
-              </w:rPr>
-              <w:t>100%</w:t>
-            </w:r>
-          </w:p>
-        </w:tc>
-        <w:tc>
-          <w:tcPr>
-            <w:tcW w:type="dxa" w:w="1370"/>
-            <w:vAlign w:val="center"/>
-          </w:tcPr>
-          <w:p>
-            <w:pPr>
-              <w:keepNext w:val="0"/>
-              <w:spacing w:before="0" w:after="0" w:line="240" w:lineRule="auto"/>
-              <w:jc w:val="center"/>
-            </w:pPr>
-            <w:r>
-              <w:rPr>
-                <w:rFonts w:ascii="Times New Roman" w:hAnsi="Times New Roman" w:eastAsia="宋体"/>
-                <w:b/>
-                <w:sz w:val="16"/>
+                <w:sz w:val="15"/>
               </w:rPr>
               <w:t>—</w:t>
             </w:r>
@@ -7210,7 +6803,7 @@
           <w:b w:val="0"/>
           <w:sz w:val="21"/>
         </w:rPr>
-        <w:t>本课程采用平时表现、课程作业、实验和综合工艺项目相结合的方式。最终成绩100%=平时表现15%＋课程作业20%＋实验30%＋综合工艺项目35%。</w:t>
+        <w:t>本课程采用平时成绩、课程作业和期末考核相结合的方式。最终成绩100%=平时成绩20%＋课程作业20%＋期末考核60%。期末考核采用特种加工综合工艺设计报告与个人答辩/核验相结合的综合考查形式，其中综合工艺设计报告占期末考核内部80%，个人答辩/核验占期末考核内部20%；不设置闭卷笔试或机考。原有实验活动继续按既定6学时实施，其实验记录、样件/图像、原始数据、参数—质量分析及实验报告并入课程作业；原综合工艺项目的方案设计、实验验证、安全环保、工艺文件与改进要求并入期末考核。</w:t>
       </w:r>
     </w:p>
     <w:p>
@@ -7236,11 +6829,11 @@
       </w:pPr>
       <w:r>
         <w:rPr>
-          <w:rFonts w:ascii="Times New Roman" w:hAnsi="Times New Roman" w:eastAsia="宋体" w:cs="Times New Roman"/>
+          <w:rFonts w:ascii="Times New Roman" w:hAnsi="Times New Roman" w:eastAsia="宋体"/>
           <w:b/>
-          <w:sz w:val="24"/>
+          <w:sz w:val="21"/>
         </w:rPr>
-        <w:t>（1）平时表现评分标准</w:t>
+        <w:t>（1）平时成绩评分标准</w:t>
       </w:r>
     </w:p>
     <w:tbl>
@@ -7480,9 +7073,9 @@
               <w:rPr>
                 <w:rFonts w:ascii="Times New Roman" w:hAnsi="Times New Roman" w:eastAsia="宋体"/>
                 <w:b/>
-                <w:sz w:val="16"/>
-              </w:rPr>
-              <w:t>考勤与安全规范</w:t>
+                <w:sz w:val="15"/>
+              </w:rPr>
+              <w:t>考勤、课堂与实验安全规范</w:t>
             </w:r>
           </w:p>
         </w:tc>
@@ -7501,9 +7094,9 @@
               <w:rPr>
                 <w:rFonts w:ascii="Times New Roman" w:hAnsi="Times New Roman" w:eastAsia="宋体"/>
                 <w:b w:val="0"/>
-                <w:sz w:val="16"/>
-              </w:rPr>
-              <w:t>40%</w:t>
+                <w:sz w:val="15"/>
+              </w:rPr>
+              <w:t>35%</w:t>
             </w:r>
           </w:p>
         </w:tc>
@@ -7520,11 +7113,11 @@
             </w:pPr>
             <w:r>
               <w:rPr>
-                <w:rFonts w:ascii="Times New Roman" w:hAnsi="Times New Roman" w:eastAsia="宋体" w:cs="Times New Roman"/>
+                <w:rFonts w:ascii="Times New Roman" w:hAnsi="Times New Roman" w:eastAsia="宋体"/>
                 <w:b w:val="0"/>
                 <w:sz w:val="15"/>
               </w:rPr>
-              <w:t>出勤完整，严格遵守课堂、仪器、接线、数据和实验安全规范</w:t>
+              <w:t>出勤完整，严格遵守高压电、工作液、电解液、激光/超声设备和实验室安全规范</w:t>
             </w:r>
           </w:p>
         </w:tc>
@@ -7541,11 +7134,11 @@
             </w:pPr>
             <w:r>
               <w:rPr>
-                <w:rFonts w:ascii="Times New Roman" w:hAnsi="Times New Roman" w:eastAsia="宋体" w:cs="Times New Roman"/>
+                <w:rFonts w:ascii="Times New Roman" w:hAnsi="Times New Roman" w:eastAsia="宋体"/>
                 <w:b w:val="0"/>
                 <w:sz w:val="15"/>
               </w:rPr>
-              <w:t>出勤良好，偶有轻微迟到或规范疏漏</w:t>
+              <w:t>出勤良好，偶有轻微疏漏</w:t>
             </w:r>
           </w:p>
         </w:tc>
@@ -7562,11 +7155,11 @@
             </w:pPr>
             <w:r>
               <w:rPr>
-                <w:rFonts w:ascii="Times New Roman" w:hAnsi="Times New Roman" w:eastAsia="宋体" w:cs="Times New Roman"/>
+                <w:rFonts w:ascii="Times New Roman" w:hAnsi="Times New Roman" w:eastAsia="宋体"/>
                 <w:b w:val="0"/>
                 <w:sz w:val="15"/>
               </w:rPr>
-              <w:t>出勤基本正常，能遵守主要规范</w:t>
+              <w:t>出勤基本正常，遵守主要规范</w:t>
             </w:r>
           </w:p>
         </w:tc>
@@ -7583,11 +7176,11 @@
             </w:pPr>
             <w:r>
               <w:rPr>
-                <w:rFonts w:ascii="Times New Roman" w:hAnsi="Times New Roman" w:eastAsia="宋体" w:cs="Times New Roman"/>
+                <w:rFonts w:ascii="Times New Roman" w:hAnsi="Times New Roman" w:eastAsia="宋体"/>
                 <w:b w:val="0"/>
                 <w:sz w:val="15"/>
               </w:rPr>
-              <w:t>达到最低出勤要求，经提醒能遵守规范</w:t>
+              <w:t>达到最低要求，经提醒能遵守规范</w:t>
             </w:r>
           </w:p>
         </w:tc>
@@ -7604,11 +7197,11 @@
             </w:pPr>
             <w:r>
               <w:rPr>
-                <w:rFonts w:ascii="Times New Roman" w:hAnsi="Times New Roman" w:eastAsia="宋体" w:cs="Times New Roman"/>
+                <w:rFonts w:ascii="Times New Roman" w:hAnsi="Times New Roman" w:eastAsia="宋体"/>
                 <w:b w:val="0"/>
                 <w:sz w:val="15"/>
               </w:rPr>
-              <w:t>缺勤较多或多次违反仪器、接线、数据或安全规范</w:t>
+              <w:t>缺勤较多或多次违反安全规范</w:t>
             </w:r>
           </w:p>
         </w:tc>
@@ -7632,9 +7225,9 @@
               <w:rPr>
                 <w:rFonts w:ascii="Times New Roman" w:hAnsi="Times New Roman" w:eastAsia="宋体"/>
                 <w:b/>
-                <w:sz w:val="16"/>
-              </w:rPr>
-              <w:t>课堂学习与参与</w:t>
+                <w:sz w:val="15"/>
+              </w:rPr>
+              <w:t>课堂学习与案例参与</w:t>
             </w:r>
           </w:p>
         </w:tc>
@@ -7653,7 +7246,7 @@
               <w:rPr>
                 <w:rFonts w:ascii="Times New Roman" w:hAnsi="Times New Roman" w:eastAsia="宋体"/>
                 <w:b w:val="0"/>
-                <w:sz w:val="16"/>
+                <w:sz w:val="15"/>
               </w:rPr>
               <w:t>30%</w:t>
             </w:r>
@@ -7672,11 +7265,11 @@
             </w:pPr>
             <w:r>
               <w:rPr>
-                <w:rFonts w:ascii="Times New Roman" w:hAnsi="Times New Roman" w:eastAsia="宋体" w:cs="Times New Roman"/>
+                <w:rFonts w:ascii="Times New Roman" w:hAnsi="Times New Roman" w:eastAsia="宋体"/>
                 <w:b w:val="0"/>
                 <w:sz w:val="15"/>
               </w:rPr>
-              <w:t>主动参与测试链、信号、传感器和误差分析，能清晰说明依据</w:t>
+              <w:t>主动参与机理、参数—质量、方法选择和安全环保分析，能清晰说明依据</w:t>
             </w:r>
           </w:p>
         </w:tc>
@@ -7693,11 +7286,11 @@
             </w:pPr>
             <w:r>
               <w:rPr>
-                <w:rFonts w:ascii="Times New Roman" w:hAnsi="Times New Roman" w:eastAsia="宋体" w:cs="Times New Roman"/>
+                <w:rFonts w:ascii="Times New Roman" w:hAnsi="Times New Roman" w:eastAsia="宋体"/>
                 <w:b w:val="0"/>
                 <w:sz w:val="15"/>
               </w:rPr>
-              <w:t>能够参与主要活动并回答问题</w:t>
+              <w:t>参与主要活动并能说明思路</w:t>
             </w:r>
           </w:p>
         </w:tc>
@@ -7714,11 +7307,11 @@
             </w:pPr>
             <w:r>
               <w:rPr>
-                <w:rFonts w:ascii="Times New Roman" w:hAnsi="Times New Roman" w:eastAsia="宋体" w:cs="Times New Roman"/>
+                <w:rFonts w:ascii="Times New Roman" w:hAnsi="Times New Roman" w:eastAsia="宋体"/>
                 <w:b w:val="0"/>
                 <w:sz w:val="15"/>
               </w:rPr>
-              <w:t>基本参与课堂任务，能完成主要要求</w:t>
+              <w:t>完成主要课堂任务</w:t>
             </w:r>
           </w:p>
         </w:tc>
@@ -7735,11 +7328,11 @@
             </w:pPr>
             <w:r>
               <w:rPr>
-                <w:rFonts w:ascii="Times New Roman" w:hAnsi="Times New Roman" w:eastAsia="宋体" w:cs="Times New Roman"/>
+                <w:rFonts w:ascii="Times New Roman" w:hAnsi="Times New Roman" w:eastAsia="宋体"/>
                 <w:b w:val="0"/>
                 <w:sz w:val="15"/>
               </w:rPr>
-              <w:t>经提醒可参与并完成基础要求</w:t>
+              <w:t>经提醒达到基本要求</w:t>
             </w:r>
           </w:p>
         </w:tc>
@@ -7756,11 +7349,11 @@
             </w:pPr>
             <w:r>
               <w:rPr>
-                <w:rFonts w:ascii="Times New Roman" w:hAnsi="Times New Roman" w:eastAsia="宋体" w:cs="Times New Roman"/>
+                <w:rFonts w:ascii="Times New Roman" w:hAnsi="Times New Roman" w:eastAsia="宋体"/>
                 <w:b w:val="0"/>
                 <w:sz w:val="15"/>
               </w:rPr>
-              <w:t>长期不参与或无法完成基本分析任务</w:t>
+              <w:t>长期不参与或无法完成基本分析</w:t>
             </w:r>
           </w:p>
         </w:tc>
@@ -7784,9 +7377,9 @@
               <w:rPr>
                 <w:rFonts w:ascii="Times New Roman" w:hAnsi="Times New Roman" w:eastAsia="宋体"/>
                 <w:b/>
-                <w:sz w:val="16"/>
-              </w:rPr>
-              <w:t>工程记录与技术表达</w:t>
+                <w:sz w:val="15"/>
+              </w:rPr>
+              <w:t>工程记录、数据诚信与规范表达</w:t>
             </w:r>
           </w:p>
         </w:tc>
@@ -7805,9 +7398,9 @@
               <w:rPr>
                 <w:rFonts w:ascii="Times New Roman" w:hAnsi="Times New Roman" w:eastAsia="宋体"/>
                 <w:b w:val="0"/>
-                <w:sz w:val="16"/>
-              </w:rPr>
-              <w:t>30%</w:t>
+                <w:sz w:val="15"/>
+              </w:rPr>
+              <w:t>35%</w:t>
             </w:r>
           </w:p>
         </w:tc>
@@ -7824,11 +7417,11 @@
             </w:pPr>
             <w:r>
               <w:rPr>
-                <w:rFonts w:ascii="Times New Roman" w:hAnsi="Times New Roman" w:eastAsia="宋体" w:cs="Times New Roman"/>
+                <w:rFonts w:ascii="Times New Roman" w:hAnsi="Times New Roman" w:eastAsia="宋体"/>
                 <w:b w:val="0"/>
                 <w:sz w:val="15"/>
               </w:rPr>
-              <w:t>练习及时正确，参数、单位、图表、原始数据和判断依据记录完整可复核</w:t>
+              <w:t>参数、单位、图表、资料来源和判断依据完整可复核，无数据失实</w:t>
             </w:r>
           </w:p>
         </w:tc>
@@ -7845,11 +7438,11 @@
             </w:pPr>
             <w:r>
               <w:rPr>
-                <w:rFonts w:ascii="Times New Roman" w:hAnsi="Times New Roman" w:eastAsia="宋体" w:cs="Times New Roman"/>
+                <w:rFonts w:ascii="Times New Roman" w:hAnsi="Times New Roman" w:eastAsia="宋体"/>
                 <w:b w:val="0"/>
                 <w:sz w:val="15"/>
               </w:rPr>
-              <w:t>练习基本正确，记录较完整，少量问题可自主修正</w:t>
+              <w:t>记录较完整，少量疏漏</w:t>
             </w:r>
           </w:p>
         </w:tc>
@@ -7866,11 +7459,11 @@
             </w:pPr>
             <w:r>
               <w:rPr>
-                <w:rFonts w:ascii="Times New Roman" w:hAnsi="Times New Roman" w:eastAsia="宋体" w:cs="Times New Roman"/>
+                <w:rFonts w:ascii="Times New Roman" w:hAnsi="Times New Roman" w:eastAsia="宋体"/>
                 <w:b w:val="0"/>
                 <w:sz w:val="15"/>
               </w:rPr>
-              <w:t>完成主要练习，有基本记录和验证</w:t>
+              <w:t>完成主要记录并有基本证据</w:t>
             </w:r>
           </w:p>
         </w:tc>
@@ -7887,11 +7480,11 @@
             </w:pPr>
             <w:r>
               <w:rPr>
-                <w:rFonts w:ascii="Times New Roman" w:hAnsi="Times New Roman" w:eastAsia="宋体" w:cs="Times New Roman"/>
+                <w:rFonts w:ascii="Times New Roman" w:hAnsi="Times New Roman" w:eastAsia="宋体"/>
                 <w:b w:val="0"/>
                 <w:sz w:val="15"/>
               </w:rPr>
-              <w:t>在指导下达到最低完成与记录要求</w:t>
+              <w:t>存在缺项但基本可核验</w:t>
             </w:r>
           </w:p>
         </w:tc>
@@ -7908,11 +7501,11 @@
             </w:pPr>
             <w:r>
               <w:rPr>
-                <w:rFonts w:ascii="Times New Roman" w:hAnsi="Times New Roman" w:eastAsia="宋体" w:cs="Times New Roman"/>
+                <w:rFonts w:ascii="Times New Roman" w:hAnsi="Times New Roman" w:eastAsia="宋体"/>
                 <w:b w:val="0"/>
                 <w:sz w:val="15"/>
               </w:rPr>
-              <w:t>大量缺交、无原始数据或提交结果无法解释</w:t>
+              <w:t>数据失实、关键记录缺失或结果无法解释</w:t>
             </w:r>
           </w:p>
         </w:tc>
@@ -7926,7 +7519,9 @@
       </w:pPr>
       <w:r>
         <w:rPr>
-          <w:rFonts w:ascii="Times New Roman" w:hAnsi="Times New Roman" w:eastAsia="宋体" w:cs="Times New Roman"/>
+          <w:rFonts w:ascii="Times New Roman" w:hAnsi="Times New Roman" w:eastAsia="宋体"/>
+          <w:b/>
+          <w:sz w:val="21"/>
         </w:rPr>
         <w:t>（2）课程作业评分标准</w:t>
       </w:r>
@@ -8084,9 +7679,9 @@
               <w:rPr>
                 <w:rFonts w:ascii="Times New Roman" w:hAnsi="Times New Roman" w:eastAsia="宋体"/>
                 <w:b w:val="0"/>
-                <w:sz w:val="16"/>
-              </w:rPr>
-              <w:t>方法选择与机理分析</w:t>
+                <w:sz w:val="15"/>
+              </w:rPr>
+              <w:t>方法选择与机理分析作业</w:t>
             </w:r>
           </w:p>
         </w:tc>
@@ -8105,9 +7700,9 @@
               <w:rPr>
                 <w:rFonts w:ascii="Times New Roman" w:hAnsi="Times New Roman" w:eastAsia="宋体"/>
                 <w:b w:val="0"/>
-                <w:sz w:val="16"/>
-              </w:rPr>
-              <w:t>20%</w:t>
+                <w:sz w:val="15"/>
+              </w:rPr>
+              <w:t>15%</w:t>
             </w:r>
           </w:p>
         </w:tc>
@@ -8126,9 +7721,9 @@
               <w:rPr>
                 <w:rFonts w:ascii="Times New Roman" w:hAnsi="Times New Roman" w:eastAsia="宋体"/>
                 <w:b w:val="0"/>
-                <w:sz w:val="16"/>
-              </w:rPr>
-              <w:t>方法选择有依据，机理与参数分析正确，质量、安全和环保边界明确。</w:t>
+                <w:sz w:val="15"/>
+              </w:rPr>
+              <w:t>根据材料、结构、精度和表面质量要求选择加工方法并说明机理和适用边界。</w:t>
             </w:r>
           </w:p>
         </w:tc>
@@ -8149,7 +7744,7 @@
                 <w:b w:val="0"/>
                 <w:sz w:val="15"/>
               </w:rPr>
-              <w:t>相关课程目标</w:t>
+              <w:t>目标 1.1，2.1，3.1</w:t>
             </w:r>
           </w:p>
         </w:tc>
@@ -8173,9 +7768,9 @@
               <w:rPr>
                 <w:rFonts w:ascii="Times New Roman" w:hAnsi="Times New Roman" w:eastAsia="宋体"/>
                 <w:b w:val="0"/>
-                <w:sz w:val="16"/>
-              </w:rPr>
-              <w:t>电火花与电化学工艺分析</w:t>
+                <w:sz w:val="15"/>
+              </w:rPr>
+              <w:t>电火花/线切割作业与实验成果</w:t>
             </w:r>
           </w:p>
         </w:tc>
@@ -8194,9 +7789,9 @@
               <w:rPr>
                 <w:rFonts w:ascii="Times New Roman" w:hAnsi="Times New Roman" w:eastAsia="宋体"/>
                 <w:b w:val="0"/>
-                <w:sz w:val="16"/>
-              </w:rPr>
-              <w:t>30%</w:t>
+                <w:sz w:val="15"/>
+              </w:rPr>
+              <w:t>25%</w:t>
             </w:r>
           </w:p>
         </w:tc>
@@ -8215,9 +7810,9 @@
               <w:rPr>
                 <w:rFonts w:ascii="Times New Roman" w:hAnsi="Times New Roman" w:eastAsia="宋体"/>
                 <w:b w:val="0"/>
-                <w:sz w:val="16"/>
-              </w:rPr>
-              <w:t>方法选择有依据，机理与参数分析正确，质量、安全和环保边界明确。</w:t>
+                <w:sz w:val="15"/>
+              </w:rPr>
+              <w:t>参数分析正确；实验准备、过程记录、原始数据、样件/图像和参数—质量结论完整可复核。</w:t>
             </w:r>
           </w:p>
         </w:tc>
@@ -8238,7 +7833,7 @@
                 <w:b w:val="0"/>
                 <w:sz w:val="15"/>
               </w:rPr>
-              <w:t>相关课程目标</w:t>
+              <w:t>目标 1.2，2.2，2.6，3.2，3.5</w:t>
             </w:r>
           </w:p>
         </w:tc>
@@ -8262,9 +7857,9 @@
               <w:rPr>
                 <w:rFonts w:ascii="Times New Roman" w:hAnsi="Times New Roman" w:eastAsia="宋体"/>
                 <w:b w:val="0"/>
-                <w:sz w:val="16"/>
-              </w:rPr>
-              <w:t>激光/超声质量分析</w:t>
+                <w:sz w:val="15"/>
+              </w:rPr>
+              <w:t>电化学工艺分析作业</w:t>
             </w:r>
           </w:p>
         </w:tc>
@@ -8283,9 +7878,9 @@
               <w:rPr>
                 <w:rFonts w:ascii="Times New Roman" w:hAnsi="Times New Roman" w:eastAsia="宋体"/>
                 <w:b w:val="0"/>
-                <w:sz w:val="16"/>
-              </w:rPr>
-              <w:t>25%</w:t>
+                <w:sz w:val="15"/>
+              </w:rPr>
+              <w:t>15%</w:t>
             </w:r>
           </w:p>
         </w:tc>
@@ -8304,9 +7899,9 @@
               <w:rPr>
                 <w:rFonts w:ascii="Times New Roman" w:hAnsi="Times New Roman" w:eastAsia="宋体"/>
                 <w:b w:val="0"/>
-                <w:sz w:val="16"/>
-              </w:rPr>
-              <w:t>方法选择有依据，机理与参数分析正确，质量、安全和环保边界明确。</w:t>
+                <w:sz w:val="15"/>
+              </w:rPr>
+              <w:t>能够分析电极、电解液、间隙、流场、精度、杂散腐蚀及环境安全问题。</w:t>
             </w:r>
           </w:p>
         </w:tc>
@@ -8327,7 +7922,7 @@
                 <w:b w:val="0"/>
                 <w:sz w:val="15"/>
               </w:rPr>
-              <w:t>相关课程目标</w:t>
+              <w:t>目标 1.3，2.3，3.3</w:t>
             </w:r>
           </w:p>
         </w:tc>
@@ -8351,9 +7946,9 @@
               <w:rPr>
                 <w:rFonts w:ascii="Times New Roman" w:hAnsi="Times New Roman" w:eastAsia="宋体"/>
                 <w:b w:val="0"/>
-                <w:sz w:val="16"/>
-              </w:rPr>
-              <w:t>前沿资料与综合工艺</w:t>
+                <w:sz w:val="15"/>
+              </w:rPr>
+              <w:t>激光/超声作业与实验成果</w:t>
             </w:r>
           </w:p>
         </w:tc>
@@ -8372,9 +7967,9 @@
               <w:rPr>
                 <w:rFonts w:ascii="Times New Roman" w:hAnsi="Times New Roman" w:eastAsia="宋体"/>
                 <w:b w:val="0"/>
-                <w:sz w:val="16"/>
-              </w:rPr>
-              <w:t>25%</w:t>
+                <w:sz w:val="15"/>
+              </w:rPr>
+              <w:t>20%</w:t>
             </w:r>
           </w:p>
         </w:tc>
@@ -8393,9 +7988,9 @@
               <w:rPr>
                 <w:rFonts w:ascii="Times New Roman" w:hAnsi="Times New Roman" w:eastAsia="宋体"/>
                 <w:b w:val="0"/>
-                <w:sz w:val="16"/>
-              </w:rPr>
-              <w:t>方法选择有依据，机理与参数分析正确，质量、安全和环保边界明确。</w:t>
+                <w:sz w:val="15"/>
+              </w:rPr>
+              <w:t>能够分析参数和质量缺陷，实验记录、样件/图像及原因解释有证据。</w:t>
             </w:r>
           </w:p>
         </w:tc>
@@ -8416,7 +8011,7 @@
                 <w:b w:val="0"/>
                 <w:sz w:val="15"/>
               </w:rPr>
-              <w:t>相关课程目标</w:t>
+              <w:t>目标 1.4，2.4，2.6，3.4，3.5</w:t>
             </w:r>
           </w:p>
         </w:tc>
@@ -8425,6 +8020,27 @@
         <w:tc>
           <w:tcPr>
             <w:tcW w:type="dxa" w:w="1550"/>
+            <w:vAlign w:val="center"/>
+          </w:tcPr>
+          <w:p>
+            <w:pPr>
+              <w:keepNext w:val="0"/>
+              <w:spacing w:before="0" w:after="0" w:line="240" w:lineRule="auto"/>
+              <w:jc w:val="left"/>
+            </w:pPr>
+            <w:r>
+              <w:rPr>
+                <w:rFonts w:ascii="Times New Roman" w:hAnsi="Times New Roman" w:eastAsia="宋体"/>
+                <w:b w:val="0"/>
+                <w:sz w:val="15"/>
+              </w:rPr>
+              <w:t>综合实验数据与工艺比较</w:t>
+            </w:r>
+          </w:p>
+        </w:tc>
+        <w:tc>
+          <w:tcPr>
+            <w:tcW w:type="dxa" w:w="850"/>
             <w:vAlign w:val="center"/>
           </w:tcPr>
           <w:p>
@@ -8436,16 +8052,37 @@
             <w:r>
               <w:rPr>
                 <w:rFonts w:ascii="Times New Roman" w:hAnsi="Times New Roman" w:eastAsia="宋体"/>
-                <w:b/>
-                <w:sz w:val="16"/>
-              </w:rPr>
-              <w:t>合计</w:t>
-            </w:r>
-          </w:p>
-        </w:tc>
-        <w:tc>
-          <w:tcPr>
-            <w:tcW w:type="dxa" w:w="850"/>
+                <w:b w:val="0"/>
+                <w:sz w:val="15"/>
+              </w:rPr>
+              <w:t>15%</w:t>
+            </w:r>
+          </w:p>
+        </w:tc>
+        <w:tc>
+          <w:tcPr>
+            <w:tcW w:type="dxa" w:w="5200"/>
+            <w:vAlign w:val="center"/>
+          </w:tcPr>
+          <w:p>
+            <w:pPr>
+              <w:keepNext w:val="0"/>
+              <w:spacing w:before="0" w:after="0" w:line="240" w:lineRule="auto"/>
+              <w:jc w:val="left"/>
+            </w:pPr>
+            <w:r>
+              <w:rPr>
+                <w:rFonts w:ascii="Times New Roman" w:hAnsi="Times New Roman" w:eastAsia="宋体"/>
+                <w:b w:val="0"/>
+                <w:sz w:val="15"/>
+              </w:rPr>
+              <w:t>能够基于实验/样件数据比较多种特种加工方法，形成有约束条件的工艺判断。</w:t>
+            </w:r>
+          </w:p>
+        </w:tc>
+        <w:tc>
+          <w:tcPr>
+            <w:tcW w:type="dxa" w:w="1450"/>
             <w:vAlign w:val="center"/>
           </w:tcPr>
           <w:p>
@@ -8457,22 +8094,95 @@
             <w:r>
               <w:rPr>
                 <w:rFonts w:ascii="Times New Roman" w:hAnsi="Times New Roman" w:eastAsia="宋体"/>
-                <w:b/>
-                <w:sz w:val="16"/>
-              </w:rPr>
-              <w:t>100%</w:t>
+                <w:b w:val="0"/>
+                <w:sz w:val="15"/>
+              </w:rPr>
+              <w:t>目标 1.1，1.6，2.1，2.6，3.1，3.6</w:t>
+            </w:r>
+          </w:p>
+        </w:tc>
+      </w:tr>
+      <w:tr>
+        <w:tc>
+          <w:tcPr>
+            <w:tcW w:type="dxa" w:w="1550"/>
+          </w:tcPr>
+          <w:p>
+            <w:pPr>
+              <w:jc w:val="left"/>
+            </w:pPr>
+            <w:r>
+              <w:rPr>
+                <w:rFonts w:ascii="Times New Roman" w:hAnsi="Times New Roman" w:eastAsia="宋体"/>
+                <w:b w:val="0"/>
+                <w:sz w:val="15"/>
+              </w:rPr>
+              <w:t>前沿资料、报告规范与来源核验</w:t>
+            </w:r>
+          </w:p>
+        </w:tc>
+        <w:tc>
+          <w:tcPr>
+            <w:tcW w:type="dxa" w:w="850"/>
+          </w:tcPr>
+          <w:p>
+            <w:pPr>
+              <w:jc w:val="center"/>
+            </w:pPr>
+            <w:r>
+              <w:rPr>
+                <w:rFonts w:ascii="Times New Roman" w:hAnsi="Times New Roman" w:eastAsia="宋体"/>
+                <w:b w:val="0"/>
+                <w:sz w:val="15"/>
+              </w:rPr>
+              <w:t>10%</w:t>
             </w:r>
           </w:p>
         </w:tc>
         <w:tc>
           <w:tcPr>
             <w:tcW w:type="dxa" w:w="5200"/>
-            <w:vAlign w:val="center"/>
-          </w:tcPr>
-          <w:p>
-            <w:pPr>
-              <w:keepNext w:val="0"/>
-              <w:spacing w:before="0" w:after="0" w:line="240" w:lineRule="auto"/>
+          </w:tcPr>
+          <w:p>
+            <w:pPr>
+              <w:jc w:val="left"/>
+            </w:pPr>
+            <w:r>
+              <w:rPr>
+                <w:rFonts w:ascii="Times New Roman" w:hAnsi="Times New Roman" w:eastAsia="宋体"/>
+                <w:b w:val="0"/>
+                <w:sz w:val="15"/>
+              </w:rPr>
+              <w:t>技术资料来源可靠、引用清楚，能说明高能束、微细或复合加工的成熟度与局限。</w:t>
+            </w:r>
+          </w:p>
+        </w:tc>
+        <w:tc>
+          <w:tcPr>
+            <w:tcW w:type="dxa" w:w="1450"/>
+          </w:tcPr>
+          <w:p>
+            <w:pPr>
+              <w:jc w:val="center"/>
+            </w:pPr>
+            <w:r>
+              <w:rPr>
+                <w:rFonts w:ascii="Times New Roman" w:hAnsi="Times New Roman" w:eastAsia="宋体"/>
+                <w:b w:val="0"/>
+                <w:sz w:val="15"/>
+              </w:rPr>
+              <w:t>目标 1.5，2.5，3.5</w:t>
+            </w:r>
+          </w:p>
+        </w:tc>
+      </w:tr>
+      <w:tr>
+        <w:tc>
+          <w:tcPr>
+            <w:tcW w:type="dxa" w:w="1550"/>
+          </w:tcPr>
+          <w:p>
+            <w:pPr>
               <w:jc w:val="center"/>
             </w:pPr>
             <w:r>
@@ -8481,18 +8191,16 @@
                 <w:b/>
                 <w:sz w:val="16"/>
               </w:rPr>
-            </w:r>
-          </w:p>
-        </w:tc>
-        <w:tc>
-          <w:tcPr>
-            <w:tcW w:type="dxa" w:w="1450"/>
-            <w:vAlign w:val="center"/>
-          </w:tcPr>
-          <w:p>
-            <w:pPr>
-              <w:keepNext w:val="0"/>
-              <w:spacing w:before="0" w:after="0" w:line="240" w:lineRule="auto"/>
+              <w:t>合计</w:t>
+            </w:r>
+          </w:p>
+        </w:tc>
+        <w:tc>
+          <w:tcPr>
+            <w:tcW w:type="dxa" w:w="850"/>
+          </w:tcPr>
+          <w:p>
+            <w:pPr>
               <w:jc w:val="center"/>
             </w:pPr>
             <w:r>
@@ -8501,1271 +8209,41 @@
                 <w:b/>
                 <w:sz w:val="16"/>
               </w:rPr>
-            </w:r>
-          </w:p>
-        </w:tc>
-      </w:tr>
-    </w:tbl>
-    <w:p>
-      <w:pPr>
-        <w:keepNext/>
-        <w:spacing w:before="0" w:after="0" w:line="240" w:lineRule="auto"/>
-        <w:jc w:val="left"/>
-      </w:pPr>
-      <w:r>
-        <w:rPr>
-          <w:rFonts w:ascii="Times New Roman" w:hAnsi="Times New Roman" w:eastAsia="宋体" w:cs="Times New Roman"/>
-        </w:rPr>
-        <w:t>（3）实验评分标准</w:t>
-      </w:r>
-    </w:p>
-    <w:tbl>
-      <w:tblPr>
-        <w:tblW w:type="auto" w:w="0"/>
-        <w:jc w:val="center"/>
-        <w:tblLayout w:type="fixed"/>
-        <w:tblLook w:firstColumn="1" w:firstRow="1" w:lastColumn="0" w:lastRow="0" w:noHBand="0" w:noVBand="1" w:val="04A0"/>
-        <w:tblBorders>
-          <w:top w:val="single" w:sz="4" w:color="000000" w:space="0"/>
-          <w:left w:val="single" w:sz="4" w:color="000000" w:space="0"/>
-          <w:bottom w:val="single" w:sz="4" w:color="000000" w:space="0"/>
-          <w:right w:val="single" w:sz="4" w:color="000000" w:space="0"/>
-          <w:insideH w:val="single" w:sz="4" w:color="000000" w:space="0"/>
-          <w:insideV w:val="single" w:sz="4" w:color="000000" w:space="0"/>
-        </w:tblBorders>
-      </w:tblPr>
-      <w:tblGrid>
-        <w:gridCol w:w="1350"/>
-        <w:gridCol w:w="700"/>
-        <w:gridCol w:w="1400"/>
-        <w:gridCol w:w="1400"/>
-        <w:gridCol w:w="1400"/>
-        <w:gridCol w:w="1400"/>
-        <w:gridCol w:w="1400"/>
-      </w:tblGrid>
-      <w:tr>
-        <w:trPr>
-          <w:tblHeader w:val="true"/>
-        </w:trPr>
-        <w:tc>
-          <w:tcPr>
-            <w:tcW w:type="dxa" w:w="1350"/>
-            <w:vAlign w:val="center"/>
-            <w:tcMar>
-              <w:top w:w="60" w:type="dxa"/>
-              <w:bottom w:w="60" w:type="dxa"/>
-              <w:start w:w="65" w:type="dxa"/>
-              <w:end w:w="65" w:type="dxa"/>
-            </w:tcMar>
-          </w:tcPr>
-          <w:p>
-            <w:pPr>
-              <w:keepNext w:val="0"/>
-              <w:spacing w:before="0" w:after="0" w:line="240" w:lineRule="auto"/>
+              <w:t>100%</w:t>
+            </w:r>
+          </w:p>
+        </w:tc>
+        <w:tc>
+          <w:tcPr>
+            <w:tcW w:type="dxa" w:w="5200"/>
+          </w:tcPr>
+          <w:p>
+            <w:pPr>
               <w:jc w:val="center"/>
             </w:pPr>
             <w:r>
               <w:rPr>
-                <w:rFonts w:ascii="Times New Roman" w:hAnsi="Times New Roman" w:eastAsia="宋体" w:cs="Times New Roman"/>
+                <w:rFonts w:ascii="Times New Roman" w:hAnsi="Times New Roman" w:eastAsia="宋体"/>
                 <w:b/>
                 <w:sz w:val="16"/>
               </w:rPr>
-              <w:t>评分指标</w:t>
-            </w:r>
-          </w:p>
-        </w:tc>
-        <w:tc>
-          <w:tcPr>
-            <w:tcW w:type="dxa" w:w="700"/>
-            <w:vAlign w:val="center"/>
-            <w:tcMar>
-              <w:top w:w="60" w:type="dxa"/>
-              <w:bottom w:w="60" w:type="dxa"/>
-              <w:start w:w="65" w:type="dxa"/>
-              <w:end w:w="65" w:type="dxa"/>
-            </w:tcMar>
-          </w:tcPr>
-          <w:p>
-            <w:pPr>
-              <w:keepNext w:val="0"/>
-              <w:spacing w:before="0" w:after="0" w:line="240" w:lineRule="auto"/>
+            </w:r>
+          </w:p>
+        </w:tc>
+        <w:tc>
+          <w:tcPr>
+            <w:tcW w:type="dxa" w:w="1450"/>
+          </w:tcPr>
+          <w:p>
+            <w:pPr>
               <w:jc w:val="center"/>
             </w:pPr>
             <w:r>
               <w:rPr>
-                <w:rFonts w:ascii="Times New Roman" w:hAnsi="Times New Roman" w:eastAsia="宋体" w:cs="Times New Roman"/>
+                <w:rFonts w:ascii="Times New Roman" w:hAnsi="Times New Roman" w:eastAsia="宋体"/>
                 <w:b/>
                 <w:sz w:val="16"/>
               </w:rPr>
-              <w:t>指标权重</w:t>
-            </w:r>
-          </w:p>
-        </w:tc>
-        <w:tc>
-          <w:tcPr>
-            <w:tcW w:type="dxa" w:w="1400"/>
-            <w:vAlign w:val="center"/>
-            <w:tcMar>
-              <w:top w:w="60" w:type="dxa"/>
-              <w:bottom w:w="60" w:type="dxa"/>
-              <w:start w:w="65" w:type="dxa"/>
-              <w:end w:w="65" w:type="dxa"/>
-            </w:tcMar>
-          </w:tcPr>
-          <w:p>
-            <w:pPr>
-              <w:keepNext w:val="0"/>
-              <w:spacing w:before="0" w:after="0" w:line="240" w:lineRule="auto"/>
-              <w:jc w:val="center"/>
-            </w:pPr>
-            <w:r>
-              <w:rPr>
-                <w:rFonts w:ascii="Times New Roman" w:hAnsi="Times New Roman" w:eastAsia="宋体" w:cs="Times New Roman"/>
-                <w:b/>
-                <w:sz w:val="16"/>
-              </w:rPr>
-              <w:t>90–100（优）</w:t>
-            </w:r>
-          </w:p>
-        </w:tc>
-        <w:tc>
-          <w:tcPr>
-            <w:tcW w:type="dxa" w:w="1400"/>
-            <w:vAlign w:val="center"/>
-            <w:tcMar>
-              <w:top w:w="60" w:type="dxa"/>
-              <w:bottom w:w="60" w:type="dxa"/>
-              <w:start w:w="65" w:type="dxa"/>
-              <w:end w:w="65" w:type="dxa"/>
-            </w:tcMar>
-          </w:tcPr>
-          <w:p>
-            <w:pPr>
-              <w:keepNext w:val="0"/>
-              <w:spacing w:before="0" w:after="0" w:line="240" w:lineRule="auto"/>
-              <w:jc w:val="center"/>
-            </w:pPr>
-            <w:r>
-              <w:rPr>
-                <w:rFonts w:ascii="Times New Roman" w:hAnsi="Times New Roman" w:eastAsia="宋体" w:cs="Times New Roman"/>
-                <w:b/>
-                <w:sz w:val="16"/>
-              </w:rPr>
-              <w:t>80–89（良）</w:t>
-            </w:r>
-          </w:p>
-        </w:tc>
-        <w:tc>
-          <w:tcPr>
-            <w:tcW w:type="dxa" w:w="1400"/>
-            <w:vAlign w:val="center"/>
-            <w:tcMar>
-              <w:top w:w="60" w:type="dxa"/>
-              <w:bottom w:w="60" w:type="dxa"/>
-              <w:start w:w="65" w:type="dxa"/>
-              <w:end w:w="65" w:type="dxa"/>
-            </w:tcMar>
-          </w:tcPr>
-          <w:p>
-            <w:pPr>
-              <w:keepNext w:val="0"/>
-              <w:spacing w:before="0" w:after="0" w:line="240" w:lineRule="auto"/>
-              <w:jc w:val="center"/>
-            </w:pPr>
-            <w:r>
-              <w:rPr>
-                <w:rFonts w:ascii="Times New Roman" w:hAnsi="Times New Roman" w:eastAsia="宋体" w:cs="Times New Roman"/>
-                <w:b/>
-                <w:sz w:val="16"/>
-              </w:rPr>
-              <w:t>70–79（中）</w:t>
-            </w:r>
-          </w:p>
-        </w:tc>
-        <w:tc>
-          <w:tcPr>
-            <w:tcW w:type="dxa" w:w="1400"/>
-            <w:vAlign w:val="center"/>
-            <w:tcMar>
-              <w:top w:w="60" w:type="dxa"/>
-              <w:bottom w:w="60" w:type="dxa"/>
-              <w:start w:w="65" w:type="dxa"/>
-              <w:end w:w="65" w:type="dxa"/>
-            </w:tcMar>
-          </w:tcPr>
-          <w:p>
-            <w:pPr>
-              <w:keepNext w:val="0"/>
-              <w:spacing w:before="0" w:after="0" w:line="240" w:lineRule="auto"/>
-              <w:jc w:val="center"/>
-            </w:pPr>
-            <w:r>
-              <w:rPr>
-                <w:rFonts w:ascii="Times New Roman" w:hAnsi="Times New Roman" w:eastAsia="宋体" w:cs="Times New Roman"/>
-                <w:b/>
-                <w:sz w:val="16"/>
-              </w:rPr>
-              <w:t>60–69（及格）</w:t>
-            </w:r>
-          </w:p>
-        </w:tc>
-        <w:tc>
-          <w:tcPr>
-            <w:tcW w:type="dxa" w:w="1400"/>
-            <w:vAlign w:val="center"/>
-            <w:tcMar>
-              <w:top w:w="60" w:type="dxa"/>
-              <w:bottom w:w="60" w:type="dxa"/>
-              <w:start w:w="65" w:type="dxa"/>
-              <w:end w:w="65" w:type="dxa"/>
-            </w:tcMar>
-          </w:tcPr>
-          <w:p>
-            <w:pPr>
-              <w:keepNext w:val="0"/>
-              <w:spacing w:before="0" w:after="0" w:line="240" w:lineRule="auto"/>
-              <w:jc w:val="center"/>
-            </w:pPr>
-            <w:r>
-              <w:rPr>
-                <w:rFonts w:ascii="Times New Roman" w:hAnsi="Times New Roman" w:eastAsia="宋体" w:cs="Times New Roman"/>
-                <w:b/>
-                <w:sz w:val="16"/>
-              </w:rPr>
-              <w:t>0–59（不及格）</w:t>
-            </w:r>
-          </w:p>
-        </w:tc>
-      </w:tr>
-      <w:tr>
-        <w:trPr>
-          <w:cantSplit/>
-        </w:trPr>
-        <w:tc>
-          <w:tcPr>
-            <w:tcW w:type="dxa" w:w="1350"/>
-            <w:vAlign w:val="center"/>
-          </w:tcPr>
-          <w:p>
-            <w:pPr>
-              <w:keepNext w:val="0"/>
-              <w:spacing w:before="0" w:after="0" w:line="240" w:lineRule="auto"/>
-              <w:jc w:val="left"/>
-            </w:pPr>
-            <w:r>
-              <w:rPr>
-                <w:rFonts w:ascii="Times New Roman" w:hAnsi="Times New Roman" w:eastAsia="宋体"/>
-                <w:b/>
-                <w:sz w:val="15"/>
-              </w:rPr>
-              <w:t>安全与准备</w:t>
-            </w:r>
-          </w:p>
-        </w:tc>
-        <w:tc>
-          <w:tcPr>
-            <w:tcW w:type="dxa" w:w="700"/>
-            <w:vAlign w:val="center"/>
-          </w:tcPr>
-          <w:p>
-            <w:pPr>
-              <w:keepNext w:val="0"/>
-              <w:spacing w:before="0" w:after="0" w:line="240" w:lineRule="auto"/>
-              <w:jc w:val="center"/>
-            </w:pPr>
-            <w:r>
-              <w:rPr>
-                <w:rFonts w:ascii="Times New Roman" w:hAnsi="Times New Roman" w:eastAsia="宋体"/>
-                <w:b w:val="0"/>
-                <w:sz w:val="15"/>
-              </w:rPr>
-              <w:t>15%</w:t>
-            </w:r>
-          </w:p>
-        </w:tc>
-        <w:tc>
-          <w:tcPr>
-            <w:tcW w:type="dxa" w:w="1400"/>
-            <w:vAlign w:val="center"/>
-          </w:tcPr>
-          <w:p>
-            <w:pPr>
-              <w:keepNext w:val="0"/>
-              <w:spacing w:before="0" w:after="0" w:line="240" w:lineRule="auto"/>
-              <w:jc w:val="left"/>
-            </w:pPr>
-            <w:r>
-              <w:rPr>
-                <w:rFonts w:ascii="Times New Roman" w:hAnsi="Times New Roman" w:eastAsia="宋体"/>
-                <w:b w:val="0"/>
-                <w:sz w:val="15"/>
-              </w:rPr>
-              <w:t>准备完整，严格执行安全规范</w:t>
-            </w:r>
-          </w:p>
-        </w:tc>
-        <w:tc>
-          <w:tcPr>
-            <w:tcW w:type="dxa" w:w="1400"/>
-            <w:vAlign w:val="center"/>
-          </w:tcPr>
-          <w:p>
-            <w:pPr>
-              <w:keepNext w:val="0"/>
-              <w:spacing w:before="0" w:after="0" w:line="240" w:lineRule="auto"/>
-              <w:jc w:val="left"/>
-            </w:pPr>
-            <w:r>
-              <w:rPr>
-                <w:rFonts w:ascii="Times New Roman" w:hAnsi="Times New Roman" w:eastAsia="宋体"/>
-                <w:b w:val="0"/>
-                <w:sz w:val="15"/>
-              </w:rPr>
-              <w:t>准备较完整，少量疏漏</w:t>
-            </w:r>
-          </w:p>
-        </w:tc>
-        <w:tc>
-          <w:tcPr>
-            <w:tcW w:type="dxa" w:w="1400"/>
-            <w:vAlign w:val="center"/>
-          </w:tcPr>
-          <w:p>
-            <w:pPr>
-              <w:keepNext w:val="0"/>
-              <w:spacing w:before="0" w:after="0" w:line="240" w:lineRule="auto"/>
-              <w:jc w:val="left"/>
-            </w:pPr>
-            <w:r>
-              <w:rPr>
-                <w:rFonts w:ascii="Times New Roman" w:hAnsi="Times New Roman" w:eastAsia="宋体"/>
-                <w:b w:val="0"/>
-                <w:sz w:val="15"/>
-              </w:rPr>
-              <w:t>完成主要准备</w:t>
-            </w:r>
-          </w:p>
-        </w:tc>
-        <w:tc>
-          <w:tcPr>
-            <w:tcW w:type="dxa" w:w="1400"/>
-            <w:vAlign w:val="center"/>
-          </w:tcPr>
-          <w:p>
-            <w:pPr>
-              <w:keepNext w:val="0"/>
-              <w:spacing w:before="0" w:after="0" w:line="240" w:lineRule="auto"/>
-              <w:jc w:val="left"/>
-            </w:pPr>
-            <w:r>
-              <w:rPr>
-                <w:rFonts w:ascii="Times New Roman" w:hAnsi="Times New Roman" w:eastAsia="宋体"/>
-                <w:b w:val="0"/>
-                <w:sz w:val="15"/>
-              </w:rPr>
-              <w:t>经指导达到最低要求</w:t>
-            </w:r>
-          </w:p>
-        </w:tc>
-        <w:tc>
-          <w:tcPr>
-            <w:tcW w:type="dxa" w:w="1400"/>
-            <w:vAlign w:val="center"/>
-          </w:tcPr>
-          <w:p>
-            <w:pPr>
-              <w:keepNext w:val="0"/>
-              <w:spacing w:before="0" w:after="0" w:line="240" w:lineRule="auto"/>
-              <w:jc w:val="left"/>
-            </w:pPr>
-            <w:r>
-              <w:rPr>
-                <w:rFonts w:ascii="Times New Roman" w:hAnsi="Times New Roman" w:eastAsia="宋体"/>
-                <w:b w:val="0"/>
-                <w:sz w:val="15"/>
-              </w:rPr>
-              <w:t>存在明显安全风险或准备不足</w:t>
-            </w:r>
-          </w:p>
-        </w:tc>
-      </w:tr>
-      <w:tr>
-        <w:trPr>
-          <w:cantSplit/>
-        </w:trPr>
-        <w:tc>
-          <w:tcPr>
-            <w:tcW w:type="dxa" w:w="1350"/>
-            <w:vAlign w:val="center"/>
-          </w:tcPr>
-          <w:p>
-            <w:pPr>
-              <w:keepNext w:val="0"/>
-              <w:spacing w:before="0" w:after="0" w:line="240" w:lineRule="auto"/>
-              <w:jc w:val="left"/>
-            </w:pPr>
-            <w:r>
-              <w:rPr>
-                <w:rFonts w:ascii="Times New Roman" w:hAnsi="Times New Roman" w:eastAsia="宋体"/>
-                <w:b/>
-                <w:sz w:val="15"/>
-              </w:rPr>
-              <w:t>操作与过程记录</w:t>
-            </w:r>
-          </w:p>
-        </w:tc>
-        <w:tc>
-          <w:tcPr>
-            <w:tcW w:type="dxa" w:w="700"/>
-            <w:vAlign w:val="center"/>
-          </w:tcPr>
-          <w:p>
-            <w:pPr>
-              <w:keepNext w:val="0"/>
-              <w:spacing w:before="0" w:after="0" w:line="240" w:lineRule="auto"/>
-              <w:jc w:val="center"/>
-            </w:pPr>
-            <w:r>
-              <w:rPr>
-                <w:rFonts w:ascii="Times New Roman" w:hAnsi="Times New Roman" w:eastAsia="宋体"/>
-                <w:b w:val="0"/>
-                <w:sz w:val="15"/>
-              </w:rPr>
-              <w:t>20%</w:t>
-            </w:r>
-          </w:p>
-        </w:tc>
-        <w:tc>
-          <w:tcPr>
-            <w:tcW w:type="dxa" w:w="1400"/>
-            <w:vAlign w:val="center"/>
-          </w:tcPr>
-          <w:p>
-            <w:pPr>
-              <w:keepNext w:val="0"/>
-              <w:spacing w:before="0" w:after="0" w:line="240" w:lineRule="auto"/>
-              <w:jc w:val="left"/>
-            </w:pPr>
-            <w:r>
-              <w:rPr>
-                <w:rFonts w:ascii="Times New Roman" w:hAnsi="Times New Roman" w:eastAsia="宋体"/>
-                <w:b w:val="0"/>
-                <w:sz w:val="15"/>
-              </w:rPr>
-              <w:t>操作规范，参数和过程记录完整</w:t>
-            </w:r>
-          </w:p>
-        </w:tc>
-        <w:tc>
-          <w:tcPr>
-            <w:tcW w:type="dxa" w:w="1400"/>
-            <w:vAlign w:val="center"/>
-          </w:tcPr>
-          <w:p>
-            <w:pPr>
-              <w:keepNext w:val="0"/>
-              <w:spacing w:before="0" w:after="0" w:line="240" w:lineRule="auto"/>
-              <w:jc w:val="left"/>
-            </w:pPr>
-            <w:r>
-              <w:rPr>
-                <w:rFonts w:ascii="Times New Roman" w:hAnsi="Times New Roman" w:eastAsia="宋体"/>
-                <w:b w:val="0"/>
-                <w:sz w:val="15"/>
-              </w:rPr>
-              <w:t>操作基本规范，记录较完整</w:t>
-            </w:r>
-          </w:p>
-        </w:tc>
-        <w:tc>
-          <w:tcPr>
-            <w:tcW w:type="dxa" w:w="1400"/>
-            <w:vAlign w:val="center"/>
-          </w:tcPr>
-          <w:p>
-            <w:pPr>
-              <w:keepNext w:val="0"/>
-              <w:spacing w:before="0" w:after="0" w:line="240" w:lineRule="auto"/>
-              <w:jc w:val="left"/>
-            </w:pPr>
-            <w:r>
-              <w:rPr>
-                <w:rFonts w:ascii="Times New Roman" w:hAnsi="Times New Roman" w:eastAsia="宋体"/>
-                <w:b w:val="0"/>
-                <w:sz w:val="15"/>
-              </w:rPr>
-              <w:t>完成主要操作与记录</w:t>
-            </w:r>
-          </w:p>
-        </w:tc>
-        <w:tc>
-          <w:tcPr>
-            <w:tcW w:type="dxa" w:w="1400"/>
-            <w:vAlign w:val="center"/>
-          </w:tcPr>
-          <w:p>
-            <w:pPr>
-              <w:keepNext w:val="0"/>
-              <w:spacing w:before="0" w:after="0" w:line="240" w:lineRule="auto"/>
-              <w:jc w:val="left"/>
-            </w:pPr>
-            <w:r>
-              <w:rPr>
-                <w:rFonts w:ascii="Times New Roman" w:hAnsi="Times New Roman" w:eastAsia="宋体"/>
-                <w:b w:val="0"/>
-                <w:sz w:val="15"/>
-              </w:rPr>
-              <w:t>经指导完成基本操作</w:t>
-            </w:r>
-          </w:p>
-        </w:tc>
-        <w:tc>
-          <w:tcPr>
-            <w:tcW w:type="dxa" w:w="1400"/>
-            <w:vAlign w:val="center"/>
-          </w:tcPr>
-          <w:p>
-            <w:pPr>
-              <w:keepNext w:val="0"/>
-              <w:spacing w:before="0" w:after="0" w:line="240" w:lineRule="auto"/>
-              <w:jc w:val="left"/>
-            </w:pPr>
-            <w:r>
-              <w:rPr>
-                <w:rFonts w:ascii="Times New Roman" w:hAnsi="Times New Roman" w:eastAsia="宋体"/>
-                <w:b w:val="0"/>
-                <w:sz w:val="15"/>
-              </w:rPr>
-              <w:t>操作不规范或缺关键记录</w:t>
-            </w:r>
-          </w:p>
-        </w:tc>
-      </w:tr>
-      <w:tr>
-        <w:trPr>
-          <w:cantSplit/>
-        </w:trPr>
-        <w:tc>
-          <w:tcPr>
-            <w:tcW w:type="dxa" w:w="1350"/>
-            <w:vAlign w:val="center"/>
-          </w:tcPr>
-          <w:p>
-            <w:pPr>
-              <w:keepNext w:val="0"/>
-              <w:spacing w:before="0" w:after="0" w:line="240" w:lineRule="auto"/>
-              <w:jc w:val="left"/>
-            </w:pPr>
-            <w:r>
-              <w:rPr>
-                <w:rFonts w:ascii="Times New Roman" w:hAnsi="Times New Roman" w:eastAsia="宋体"/>
-                <w:b/>
-                <w:sz w:val="15"/>
-              </w:rPr>
-              <w:t>原始数据完整性</w:t>
-            </w:r>
-          </w:p>
-        </w:tc>
-        <w:tc>
-          <w:tcPr>
-            <w:tcW w:type="dxa" w:w="700"/>
-            <w:vAlign w:val="center"/>
-          </w:tcPr>
-          <w:p>
-            <w:pPr>
-              <w:keepNext w:val="0"/>
-              <w:spacing w:before="0" w:after="0" w:line="240" w:lineRule="auto"/>
-              <w:jc w:val="center"/>
-            </w:pPr>
-            <w:r>
-              <w:rPr>
-                <w:rFonts w:ascii="Times New Roman" w:hAnsi="Times New Roman" w:eastAsia="宋体"/>
-                <w:b w:val="0"/>
-                <w:sz w:val="15"/>
-              </w:rPr>
-              <w:t>15%</w:t>
-            </w:r>
-          </w:p>
-        </w:tc>
-        <w:tc>
-          <w:tcPr>
-            <w:tcW w:type="dxa" w:w="1400"/>
-            <w:vAlign w:val="center"/>
-          </w:tcPr>
-          <w:p>
-            <w:pPr>
-              <w:keepNext w:val="0"/>
-              <w:spacing w:before="0" w:after="0" w:line="240" w:lineRule="auto"/>
-              <w:jc w:val="left"/>
-            </w:pPr>
-            <w:r>
-              <w:rPr>
-                <w:rFonts w:ascii="Times New Roman" w:hAnsi="Times New Roman" w:eastAsia="宋体"/>
-                <w:b w:val="0"/>
-                <w:sz w:val="15"/>
-              </w:rPr>
-              <w:t>原始数据真实完整且可追溯</w:t>
-            </w:r>
-          </w:p>
-        </w:tc>
-        <w:tc>
-          <w:tcPr>
-            <w:tcW w:type="dxa" w:w="1400"/>
-            <w:vAlign w:val="center"/>
-          </w:tcPr>
-          <w:p>
-            <w:pPr>
-              <w:keepNext w:val="0"/>
-              <w:spacing w:before="0" w:after="0" w:line="240" w:lineRule="auto"/>
-              <w:jc w:val="left"/>
-            </w:pPr>
-            <w:r>
-              <w:rPr>
-                <w:rFonts w:ascii="Times New Roman" w:hAnsi="Times New Roman" w:eastAsia="宋体"/>
-                <w:b w:val="0"/>
-                <w:sz w:val="15"/>
-              </w:rPr>
-              <w:t>数据较完整</w:t>
-            </w:r>
-          </w:p>
-        </w:tc>
-        <w:tc>
-          <w:tcPr>
-            <w:tcW w:type="dxa" w:w="1400"/>
-            <w:vAlign w:val="center"/>
-          </w:tcPr>
-          <w:p>
-            <w:pPr>
-              <w:keepNext w:val="0"/>
-              <w:spacing w:before="0" w:after="0" w:line="240" w:lineRule="auto"/>
-              <w:jc w:val="left"/>
-            </w:pPr>
-            <w:r>
-              <w:rPr>
-                <w:rFonts w:ascii="Times New Roman" w:hAnsi="Times New Roman" w:eastAsia="宋体"/>
-                <w:b w:val="0"/>
-                <w:sz w:val="15"/>
-              </w:rPr>
-              <w:t>有主要原始数据</w:t>
-            </w:r>
-          </w:p>
-        </w:tc>
-        <w:tc>
-          <w:tcPr>
-            <w:tcW w:type="dxa" w:w="1400"/>
-            <w:vAlign w:val="center"/>
-          </w:tcPr>
-          <w:p>
-            <w:pPr>
-              <w:keepNext w:val="0"/>
-              <w:spacing w:before="0" w:after="0" w:line="240" w:lineRule="auto"/>
-              <w:jc w:val="left"/>
-            </w:pPr>
-            <w:r>
-              <w:rPr>
-                <w:rFonts w:ascii="Times New Roman" w:hAnsi="Times New Roman" w:eastAsia="宋体"/>
-                <w:b w:val="0"/>
-                <w:sz w:val="15"/>
-              </w:rPr>
-              <w:t>数据存在缺项但可用于基本分析</w:t>
-            </w:r>
-          </w:p>
-        </w:tc>
-        <w:tc>
-          <w:tcPr>
-            <w:tcW w:type="dxa" w:w="1400"/>
-            <w:vAlign w:val="center"/>
-          </w:tcPr>
-          <w:p>
-            <w:pPr>
-              <w:keepNext w:val="0"/>
-              <w:spacing w:before="0" w:after="0" w:line="240" w:lineRule="auto"/>
-              <w:jc w:val="left"/>
-            </w:pPr>
-            <w:r>
-              <w:rPr>
-                <w:rFonts w:ascii="Times New Roman" w:hAnsi="Times New Roman" w:eastAsia="宋体"/>
-                <w:b w:val="0"/>
-                <w:sz w:val="15"/>
-              </w:rPr>
-              <w:t>数据缺失、不可用或无法追溯</w:t>
-            </w:r>
-          </w:p>
-        </w:tc>
-      </w:tr>
-      <w:tr>
-        <w:trPr>
-          <w:cantSplit/>
-        </w:trPr>
-        <w:tc>
-          <w:tcPr>
-            <w:tcW w:type="dxa" w:w="1350"/>
-            <w:vAlign w:val="center"/>
-          </w:tcPr>
-          <w:p>
-            <w:pPr>
-              <w:spacing w:line="240" w:lineRule="auto" w:after="0"/>
-              <w:jc w:val="left"/>
-            </w:pPr>
-            <w:r>
-              <w:rPr>
-                <w:rFonts w:ascii="Times New Roman" w:hAnsi="Times New Roman" w:eastAsia="宋体"/>
-                <w:b/>
-                <w:sz w:val="15"/>
-              </w:rPr>
-              <w:t>数据处理</w:t>
-            </w:r>
-          </w:p>
-        </w:tc>
-        <w:tc>
-          <w:tcPr>
-            <w:tcW w:type="dxa" w:w="700"/>
-            <w:vAlign w:val="center"/>
-          </w:tcPr>
-          <w:p>
-            <w:pPr>
-              <w:spacing w:line="240" w:lineRule="auto" w:after="0"/>
-              <w:jc w:val="center"/>
-            </w:pPr>
-            <w:r>
-              <w:rPr>
-                <w:rFonts w:ascii="Times New Roman" w:hAnsi="Times New Roman" w:eastAsia="宋体"/>
-                <w:b w:val="0"/>
-                <w:sz w:val="15"/>
-              </w:rPr>
-              <w:t>20%</w:t>
-            </w:r>
-          </w:p>
-        </w:tc>
-        <w:tc>
-          <w:tcPr>
-            <w:tcW w:type="dxa" w:w="1400"/>
-            <w:vAlign w:val="center"/>
-          </w:tcPr>
-          <w:p>
-            <w:pPr>
-              <w:spacing w:line="240" w:lineRule="auto" w:after="0"/>
-              <w:jc w:val="left"/>
-            </w:pPr>
-            <w:r>
-              <w:rPr>
-                <w:rFonts w:ascii="Times New Roman" w:hAnsi="Times New Roman" w:eastAsia="宋体"/>
-                <w:b w:val="0"/>
-                <w:sz w:val="15"/>
-              </w:rPr>
-              <w:t>处理方法正确，图表规范</w:t>
-            </w:r>
-          </w:p>
-        </w:tc>
-        <w:tc>
-          <w:tcPr>
-            <w:tcW w:type="dxa" w:w="1400"/>
-            <w:vAlign w:val="center"/>
-          </w:tcPr>
-          <w:p>
-            <w:pPr>
-              <w:spacing w:line="240" w:lineRule="auto" w:after="0"/>
-              <w:jc w:val="left"/>
-            </w:pPr>
-            <w:r>
-              <w:rPr>
-                <w:rFonts w:ascii="Times New Roman" w:hAnsi="Times New Roman" w:eastAsia="宋体"/>
-                <w:b w:val="0"/>
-                <w:sz w:val="15"/>
-              </w:rPr>
-              <w:t>处理基本正确</w:t>
-            </w:r>
-          </w:p>
-        </w:tc>
-        <w:tc>
-          <w:tcPr>
-            <w:tcW w:type="dxa" w:w="1400"/>
-            <w:vAlign w:val="center"/>
-          </w:tcPr>
-          <w:p>
-            <w:pPr>
-              <w:spacing w:line="240" w:lineRule="auto" w:after="0"/>
-              <w:jc w:val="left"/>
-            </w:pPr>
-            <w:r>
-              <w:rPr>
-                <w:rFonts w:ascii="Times New Roman" w:hAnsi="Times New Roman" w:eastAsia="宋体"/>
-                <w:b w:val="0"/>
-                <w:sz w:val="15"/>
-              </w:rPr>
-              <w:t>完成主要处理</w:t>
-            </w:r>
-          </w:p>
-        </w:tc>
-        <w:tc>
-          <w:tcPr>
-            <w:tcW w:type="dxa" w:w="1400"/>
-            <w:vAlign w:val="center"/>
-          </w:tcPr>
-          <w:p>
-            <w:pPr>
-              <w:spacing w:line="240" w:lineRule="auto" w:after="0"/>
-              <w:jc w:val="left"/>
-            </w:pPr>
-            <w:r>
-              <w:rPr>
-                <w:rFonts w:ascii="Times New Roman" w:hAnsi="Times New Roman" w:eastAsia="宋体"/>
-                <w:b w:val="0"/>
-                <w:sz w:val="15"/>
-              </w:rPr>
-              <w:t>经指导完成基础处理</w:t>
-            </w:r>
-          </w:p>
-        </w:tc>
-        <w:tc>
-          <w:tcPr>
-            <w:tcW w:type="dxa" w:w="1400"/>
-            <w:vAlign w:val="center"/>
-          </w:tcPr>
-          <w:p>
-            <w:pPr>
-              <w:spacing w:line="240" w:lineRule="auto" w:after="0"/>
-              <w:jc w:val="left"/>
-            </w:pPr>
-            <w:r>
-              <w:rPr>
-                <w:rFonts w:ascii="Times New Roman" w:hAnsi="Times New Roman" w:eastAsia="宋体"/>
-                <w:b w:val="0"/>
-                <w:sz w:val="15"/>
-              </w:rPr>
-              <w:t>处理错误或结果无法复现</w:t>
-            </w:r>
-          </w:p>
-        </w:tc>
-      </w:tr>
-      <w:tr>
-        <w:trPr>
-          <w:cantSplit/>
-        </w:trPr>
-        <w:tc>
-          <w:tcPr>
-            <w:tcW w:type="dxa" w:w="1350"/>
-            <w:vAlign w:val="center"/>
-          </w:tcPr>
-          <w:p>
-            <w:pPr>
-              <w:spacing w:line="240" w:lineRule="auto" w:after="0"/>
-              <w:jc w:val="left"/>
-            </w:pPr>
-            <w:r>
-              <w:rPr>
-                <w:rFonts w:ascii="Times New Roman" w:hAnsi="Times New Roman" w:eastAsia="宋体"/>
-                <w:b/>
-                <w:sz w:val="15"/>
-              </w:rPr>
-              <w:t>结果分析</w:t>
-            </w:r>
-          </w:p>
-        </w:tc>
-        <w:tc>
-          <w:tcPr>
-            <w:tcW w:type="dxa" w:w="700"/>
-            <w:vAlign w:val="center"/>
-          </w:tcPr>
-          <w:p>
-            <w:pPr>
-              <w:spacing w:line="240" w:lineRule="auto" w:after="0"/>
-              <w:jc w:val="center"/>
-            </w:pPr>
-            <w:r>
-              <w:rPr>
-                <w:rFonts w:ascii="Times New Roman" w:hAnsi="Times New Roman" w:eastAsia="宋体"/>
-                <w:b w:val="0"/>
-                <w:sz w:val="15"/>
-              </w:rPr>
-              <w:t>20%</w:t>
-            </w:r>
-          </w:p>
-        </w:tc>
-        <w:tc>
-          <w:tcPr>
-            <w:tcW w:type="dxa" w:w="1400"/>
-            <w:vAlign w:val="center"/>
-          </w:tcPr>
-          <w:p>
-            <w:pPr>
-              <w:spacing w:line="240" w:lineRule="auto" w:after="0"/>
-              <w:jc w:val="left"/>
-            </w:pPr>
-            <w:r>
-              <w:rPr>
-                <w:rFonts w:ascii="Times New Roman" w:hAnsi="Times New Roman" w:eastAsia="宋体"/>
-                <w:b w:val="0"/>
-                <w:sz w:val="15"/>
-              </w:rPr>
-              <w:t>能联系机理解释参数—质量关系及误差</w:t>
-            </w:r>
-          </w:p>
-        </w:tc>
-        <w:tc>
-          <w:tcPr>
-            <w:tcW w:type="dxa" w:w="1400"/>
-            <w:vAlign w:val="center"/>
-          </w:tcPr>
-          <w:p>
-            <w:pPr>
-              <w:spacing w:line="240" w:lineRule="auto" w:after="0"/>
-              <w:jc w:val="left"/>
-            </w:pPr>
-            <w:r>
-              <w:rPr>
-                <w:rFonts w:ascii="Times New Roman" w:hAnsi="Times New Roman" w:eastAsia="宋体"/>
-                <w:b w:val="0"/>
-                <w:sz w:val="15"/>
-              </w:rPr>
-              <w:t>解释较充分</w:t>
-            </w:r>
-          </w:p>
-        </w:tc>
-        <w:tc>
-          <w:tcPr>
-            <w:tcW w:type="dxa" w:w="1400"/>
-            <w:vAlign w:val="center"/>
-          </w:tcPr>
-          <w:p>
-            <w:pPr>
-              <w:spacing w:line="240" w:lineRule="auto" w:after="0"/>
-              <w:jc w:val="left"/>
-            </w:pPr>
-            <w:r>
-              <w:rPr>
-                <w:rFonts w:ascii="Times New Roman" w:hAnsi="Times New Roman" w:eastAsia="宋体"/>
-                <w:b w:val="0"/>
-                <w:sz w:val="15"/>
-              </w:rPr>
-              <w:t>有基本结果解释</w:t>
-            </w:r>
-          </w:p>
-        </w:tc>
-        <w:tc>
-          <w:tcPr>
-            <w:tcW w:type="dxa" w:w="1400"/>
-            <w:vAlign w:val="center"/>
-          </w:tcPr>
-          <w:p>
-            <w:pPr>
-              <w:spacing w:line="240" w:lineRule="auto" w:after="0"/>
-              <w:jc w:val="left"/>
-            </w:pPr>
-            <w:r>
-              <w:rPr>
-                <w:rFonts w:ascii="Times New Roman" w:hAnsi="Times New Roman" w:eastAsia="宋体"/>
-                <w:b w:val="0"/>
-                <w:sz w:val="15"/>
-              </w:rPr>
-              <w:t>解释较弱但达到最低要求</w:t>
-            </w:r>
-          </w:p>
-        </w:tc>
-        <w:tc>
-          <w:tcPr>
-            <w:tcW w:type="dxa" w:w="1400"/>
-            <w:vAlign w:val="center"/>
-          </w:tcPr>
-          <w:p>
-            <w:pPr>
-              <w:spacing w:line="240" w:lineRule="auto" w:after="0"/>
-              <w:jc w:val="left"/>
-            </w:pPr>
-            <w:r>
-              <w:rPr>
-                <w:rFonts w:ascii="Times New Roman" w:hAnsi="Times New Roman" w:eastAsia="宋体"/>
-                <w:b w:val="0"/>
-                <w:sz w:val="15"/>
-              </w:rPr>
-              <w:t>无有效解释或结论明显错误</w:t>
-            </w:r>
-          </w:p>
-        </w:tc>
-      </w:tr>
-      <w:tr>
-        <w:trPr>
-          <w:cantSplit/>
-        </w:trPr>
-        <w:tc>
-          <w:tcPr>
-            <w:tcW w:type="dxa" w:w="1350"/>
-            <w:vAlign w:val="center"/>
-          </w:tcPr>
-          <w:p>
-            <w:pPr>
-              <w:spacing w:line="240" w:lineRule="auto" w:after="0"/>
-              <w:jc w:val="left"/>
-            </w:pPr>
-            <w:r>
-              <w:rPr>
-                <w:rFonts w:ascii="Times New Roman" w:hAnsi="Times New Roman" w:eastAsia="宋体"/>
-                <w:b/>
-                <w:sz w:val="15"/>
-              </w:rPr>
-              <w:t>报告规范</w:t>
-            </w:r>
-          </w:p>
-        </w:tc>
-        <w:tc>
-          <w:tcPr>
-            <w:tcW w:type="dxa" w:w="700"/>
-            <w:vAlign w:val="center"/>
-          </w:tcPr>
-          <w:p>
-            <w:pPr>
-              <w:spacing w:line="240" w:lineRule="auto" w:after="0"/>
-              <w:jc w:val="center"/>
-            </w:pPr>
-            <w:r>
-              <w:rPr>
-                <w:rFonts w:ascii="Times New Roman" w:hAnsi="Times New Roman" w:eastAsia="宋体"/>
-                <w:b w:val="0"/>
-                <w:sz w:val="15"/>
-              </w:rPr>
-              <w:t>10%</w:t>
-            </w:r>
-          </w:p>
-        </w:tc>
-        <w:tc>
-          <w:tcPr>
-            <w:tcW w:type="dxa" w:w="1400"/>
-            <w:vAlign w:val="center"/>
-          </w:tcPr>
-          <w:p>
-            <w:pPr>
-              <w:spacing w:line="240" w:lineRule="auto" w:after="0"/>
-              <w:jc w:val="left"/>
-            </w:pPr>
-            <w:r>
-              <w:rPr>
-                <w:rFonts w:ascii="Times New Roman" w:hAnsi="Times New Roman" w:eastAsia="宋体"/>
-                <w:b w:val="0"/>
-                <w:sz w:val="15"/>
-              </w:rPr>
-              <w:t>报告完整，样件/图像/数据证据充分</w:t>
-            </w:r>
-          </w:p>
-        </w:tc>
-        <w:tc>
-          <w:tcPr>
-            <w:tcW w:type="dxa" w:w="1400"/>
-            <w:vAlign w:val="center"/>
-          </w:tcPr>
-          <w:p>
-            <w:pPr>
-              <w:spacing w:line="240" w:lineRule="auto" w:after="0"/>
-              <w:jc w:val="left"/>
-            </w:pPr>
-            <w:r>
-              <w:rPr>
-                <w:rFonts w:ascii="Times New Roman" w:hAnsi="Times New Roman" w:eastAsia="宋体"/>
-                <w:b w:val="0"/>
-                <w:sz w:val="15"/>
-              </w:rPr>
-              <w:t>报告较完整</w:t>
-            </w:r>
-          </w:p>
-        </w:tc>
-        <w:tc>
-          <w:tcPr>
-            <w:tcW w:type="dxa" w:w="1400"/>
-            <w:vAlign w:val="center"/>
-          </w:tcPr>
-          <w:p>
-            <w:pPr>
-              <w:spacing w:line="240" w:lineRule="auto" w:after="0"/>
-              <w:jc w:val="left"/>
-            </w:pPr>
-            <w:r>
-              <w:rPr>
-                <w:rFonts w:ascii="Times New Roman" w:hAnsi="Times New Roman" w:eastAsia="宋体"/>
-                <w:b w:val="0"/>
-                <w:sz w:val="15"/>
-              </w:rPr>
-              <w:t>完成主要内容</w:t>
-            </w:r>
-          </w:p>
-        </w:tc>
-        <w:tc>
-          <w:tcPr>
-            <w:tcW w:type="dxa" w:w="1400"/>
-            <w:vAlign w:val="center"/>
-          </w:tcPr>
-          <w:p>
-            <w:pPr>
-              <w:spacing w:line="240" w:lineRule="auto" w:after="0"/>
-              <w:jc w:val="left"/>
-            </w:pPr>
-            <w:r>
-              <w:rPr>
-                <w:rFonts w:ascii="Times New Roman" w:hAnsi="Times New Roman" w:eastAsia="宋体"/>
-                <w:b w:val="0"/>
-                <w:sz w:val="15"/>
-              </w:rPr>
-              <w:t>存在明显缺项</w:t>
-            </w:r>
-          </w:p>
-        </w:tc>
-        <w:tc>
-          <w:tcPr>
-            <w:tcW w:type="dxa" w:w="1400"/>
-            <w:vAlign w:val="center"/>
-          </w:tcPr>
-          <w:p>
-            <w:pPr>
-              <w:spacing w:line="240" w:lineRule="auto" w:after="0"/>
-              <w:jc w:val="left"/>
-            </w:pPr>
-            <w:r>
-              <w:rPr>
-                <w:rFonts w:ascii="Times New Roman" w:hAnsi="Times New Roman" w:eastAsia="宋体"/>
-                <w:b w:val="0"/>
-                <w:sz w:val="15"/>
-              </w:rPr>
-              <w:t>报告缺失或无法核验</w:t>
-            </w:r>
-          </w:p>
-        </w:tc>
-      </w:tr>
-      <w:tr>
-        <w:tc>
-          <w:tcPr>
-            <w:tcW w:type="dxa" w:w="1350"/>
-            <w:vAlign w:val="center"/>
-          </w:tcPr>
-          <w:p>
-            <w:pPr>
-              <w:spacing w:line="240" w:lineRule="auto" w:after="0"/>
-              <w:jc w:val="left"/>
-            </w:pPr>
-            <w:r>
-              <w:rPr>
-                <w:rFonts w:ascii="Times New Roman" w:hAnsi="Times New Roman" w:eastAsia="宋体"/>
-                <w:b/>
-                <w:sz w:val="15"/>
-              </w:rPr>
-              <w:t>综合评价</w:t>
-            </w:r>
-          </w:p>
-        </w:tc>
-        <w:tc>
-          <w:tcPr>
-            <w:tcW w:type="dxa" w:w="700"/>
-            <w:vAlign w:val="center"/>
-          </w:tcPr>
-          <w:p>
-            <w:pPr>
-              <w:spacing w:line="240" w:lineRule="auto" w:after="0"/>
-              <w:jc w:val="center"/>
-            </w:pPr>
-            <w:r>
-              <w:rPr>
-                <w:rFonts w:ascii="Times New Roman" w:hAnsi="Times New Roman" w:eastAsia="宋体"/>
-                <w:b w:val="0"/>
-                <w:sz w:val="15"/>
-              </w:rPr>
-              <w:t>—</w:t>
-            </w:r>
-          </w:p>
-        </w:tc>
-        <w:tc>
-          <w:tcPr>
-            <w:tcW w:type="dxa" w:w="1400"/>
-            <w:vAlign w:val="center"/>
-          </w:tcPr>
-          <w:p>
-            <w:pPr>
-              <w:spacing w:line="240" w:lineRule="auto" w:after="0"/>
-              <w:jc w:val="left"/>
-            </w:pPr>
-            <w:r>
-              <w:rPr>
-                <w:rFonts w:ascii="Times New Roman" w:hAnsi="Times New Roman" w:eastAsia="宋体"/>
-                <w:b w:val="0"/>
-                <w:sz w:val="15"/>
-              </w:rPr>
-              <w:t>达到实验目标并能提出改进</w:t>
-            </w:r>
-          </w:p>
-        </w:tc>
-        <w:tc>
-          <w:tcPr>
-            <w:tcW w:type="dxa" w:w="1400"/>
-            <w:vAlign w:val="center"/>
-          </w:tcPr>
-          <w:p>
-            <w:pPr>
-              <w:spacing w:line="240" w:lineRule="auto" w:after="0"/>
-              <w:jc w:val="left"/>
-            </w:pPr>
-            <w:r>
-              <w:rPr>
-                <w:rFonts w:ascii="Times New Roman" w:hAnsi="Times New Roman" w:eastAsia="宋体"/>
-                <w:b w:val="0"/>
-                <w:sz w:val="15"/>
-              </w:rPr>
-              <w:t>达到主要目标</w:t>
-            </w:r>
-          </w:p>
-        </w:tc>
-        <w:tc>
-          <w:tcPr>
-            <w:tcW w:type="dxa" w:w="1400"/>
-            <w:vAlign w:val="center"/>
-          </w:tcPr>
-          <w:p>
-            <w:pPr>
-              <w:spacing w:line="240" w:lineRule="auto" w:after="0"/>
-              <w:jc w:val="left"/>
-            </w:pPr>
-            <w:r>
-              <w:rPr>
-                <w:rFonts w:ascii="Times New Roman" w:hAnsi="Times New Roman" w:eastAsia="宋体"/>
-                <w:b w:val="0"/>
-                <w:sz w:val="15"/>
-              </w:rPr>
-              <w:t>达到基本目标</w:t>
-            </w:r>
-          </w:p>
-        </w:tc>
-        <w:tc>
-          <w:tcPr>
-            <w:tcW w:type="dxa" w:w="1400"/>
-            <w:vAlign w:val="center"/>
-          </w:tcPr>
-          <w:p>
-            <w:pPr>
-              <w:spacing w:line="240" w:lineRule="auto" w:after="0"/>
-              <w:jc w:val="left"/>
-            </w:pPr>
-            <w:r>
-              <w:rPr>
-                <w:rFonts w:ascii="Times New Roman" w:hAnsi="Times New Roman" w:eastAsia="宋体"/>
-                <w:b w:val="0"/>
-                <w:sz w:val="15"/>
-              </w:rPr>
-              <w:t>勉强达到最低目标</w:t>
-            </w:r>
-          </w:p>
-        </w:tc>
-        <w:tc>
-          <w:tcPr>
-            <w:tcW w:type="dxa" w:w="1400"/>
-            <w:vAlign w:val="center"/>
-          </w:tcPr>
-          <w:p>
-            <w:pPr>
-              <w:spacing w:line="240" w:lineRule="auto" w:after="0"/>
-              <w:jc w:val="left"/>
-            </w:pPr>
-            <w:r>
-              <w:rPr>
-                <w:rFonts w:ascii="Times New Roman" w:hAnsi="Times New Roman" w:eastAsia="宋体"/>
-                <w:b w:val="0"/>
-                <w:sz w:val="15"/>
-              </w:rPr>
-              <w:t>未达到实验目标</w:t>
             </w:r>
           </w:p>
         </w:tc>
@@ -9780,10 +8258,10 @@
       <w:r>
         <w:rPr>
           <w:rFonts w:ascii="Times New Roman" w:hAnsi="Times New Roman" w:eastAsia="宋体"/>
-          <w:b w:val="0"/>
+          <w:b/>
           <w:sz w:val="21"/>
         </w:rPr>
-        <w:t>（4）综合工艺项目评分标准</w:t>
+        <w:t>（3）期末考核评分标准</w:t>
       </w:r>
     </w:p>
     <w:tbl>
@@ -9939,9 +8417,9 @@
               <w:rPr>
                 <w:rFonts w:ascii="Times New Roman" w:hAnsi="Times New Roman" w:eastAsia="宋体"/>
                 <w:b w:val="0"/>
-                <w:sz w:val="16"/>
-              </w:rPr>
-              <w:t>需求与方法选择</w:t>
+                <w:sz w:val="15"/>
+              </w:rPr>
+              <w:t>加工需求与方法选择</w:t>
             </w:r>
           </w:p>
         </w:tc>
@@ -9960,9 +8438,9 @@
               <w:rPr>
                 <w:rFonts w:ascii="Times New Roman" w:hAnsi="Times New Roman" w:eastAsia="宋体"/>
                 <w:b w:val="0"/>
-                <w:sz w:val="16"/>
-              </w:rPr>
-              <w:t>15%</w:t>
+                <w:sz w:val="15"/>
+              </w:rPr>
+              <w:t>10%</w:t>
             </w:r>
           </w:p>
         </w:tc>
@@ -9981,9 +8459,9 @@
               <w:rPr>
                 <w:rFonts w:ascii="Times New Roman" w:hAnsi="Times New Roman" w:eastAsia="宋体"/>
                 <w:b w:val="0"/>
-                <w:sz w:val="16"/>
-              </w:rPr>
-              <w:t>方案完整、依据充分、数据可复核，符合质量、安全和环境要求。</w:t>
+                <w:sz w:val="15"/>
+              </w:rPr>
+              <w:t>零件材料、结构、精度、表面质量和生产约束分析完整，方法选择依据充分。</w:t>
             </w:r>
           </w:p>
         </w:tc>
@@ -10004,7 +8482,7 @@
                 <w:b w:val="0"/>
                 <w:sz w:val="15"/>
               </w:rPr>
-              <w:t>相关课程目标</w:t>
+              <w:t>目标 1.1，2.1，3.1</w:t>
             </w:r>
           </w:p>
         </w:tc>
@@ -10028,9 +8506,9 @@
               <w:rPr>
                 <w:rFonts w:ascii="Times New Roman" w:hAnsi="Times New Roman" w:eastAsia="宋体"/>
                 <w:b w:val="0"/>
-                <w:sz w:val="16"/>
-              </w:rPr>
-              <w:t>工艺机理与参数</w:t>
+                <w:sz w:val="15"/>
+              </w:rPr>
+              <w:t>加工机理、设备与关键参数</w:t>
             </w:r>
           </w:p>
         </w:tc>
@@ -10049,9 +8527,9 @@
               <w:rPr>
                 <w:rFonts w:ascii="Times New Roman" w:hAnsi="Times New Roman" w:eastAsia="宋体"/>
                 <w:b w:val="0"/>
-                <w:sz w:val="16"/>
-              </w:rPr>
-              <w:t>25%</w:t>
+                <w:sz w:val="15"/>
+              </w:rPr>
+              <w:t>15%</w:t>
             </w:r>
           </w:p>
         </w:tc>
@@ -10070,9 +8548,9 @@
               <w:rPr>
                 <w:rFonts w:ascii="Times New Roman" w:hAnsi="Times New Roman" w:eastAsia="宋体"/>
                 <w:b w:val="0"/>
-                <w:sz w:val="16"/>
-              </w:rPr>
-              <w:t>方案完整、依据充分、数据可复核，符合质量、安全和环境要求。</w:t>
+                <w:sz w:val="15"/>
+              </w:rPr>
+              <w:t>正确解释材料去除机理、主要设备/能量系统及关键参数作用。</w:t>
             </w:r>
           </w:p>
         </w:tc>
@@ -10093,7 +8571,7 @@
                 <w:b w:val="0"/>
                 <w:sz w:val="15"/>
               </w:rPr>
-              <w:t>相关课程目标</w:t>
+              <w:t>目标 1.2—1.5，2.2—2.5</w:t>
             </w:r>
           </w:p>
         </w:tc>
@@ -10117,9 +8595,9 @@
               <w:rPr>
                 <w:rFonts w:ascii="Times New Roman" w:hAnsi="Times New Roman" w:eastAsia="宋体"/>
                 <w:b w:val="0"/>
-                <w:sz w:val="16"/>
-              </w:rPr>
-              <w:t>质量与实验验证</w:t>
+                <w:sz w:val="15"/>
+              </w:rPr>
+              <w:t>工艺路线与参数方案</w:t>
             </w:r>
           </w:p>
         </w:tc>
@@ -10138,9 +8616,9 @@
               <w:rPr>
                 <w:rFonts w:ascii="Times New Roman" w:hAnsi="Times New Roman" w:eastAsia="宋体"/>
                 <w:b w:val="0"/>
-                <w:sz w:val="16"/>
-              </w:rPr>
-              <w:t>20%</w:t>
+                <w:sz w:val="15"/>
+              </w:rPr>
+              <w:t>15%</w:t>
             </w:r>
           </w:p>
         </w:tc>
@@ -10159,9 +8637,9 @@
               <w:rPr>
                 <w:rFonts w:ascii="Times New Roman" w:hAnsi="Times New Roman" w:eastAsia="宋体"/>
                 <w:b w:val="0"/>
-                <w:sz w:val="16"/>
-              </w:rPr>
-              <w:t>方案完整、依据充分、数据可复核，符合质量、安全和环境要求。</w:t>
+                <w:sz w:val="15"/>
+              </w:rPr>
+              <w:t>工艺顺序、工装/电极/工作介质及参数方案合理，能说明效率、精度和质量权衡。</w:t>
             </w:r>
           </w:p>
         </w:tc>
@@ -10182,7 +8660,7 @@
                 <w:b w:val="0"/>
                 <w:sz w:val="15"/>
               </w:rPr>
-              <w:t>相关课程目标</w:t>
+              <w:t>目标 1.2—1.6，2.1—2.5</w:t>
             </w:r>
           </w:p>
         </w:tc>
@@ -10206,9 +8684,9 @@
               <w:rPr>
                 <w:rFonts w:ascii="Times New Roman" w:hAnsi="Times New Roman" w:eastAsia="宋体"/>
                 <w:b w:val="0"/>
-                <w:sz w:val="16"/>
-              </w:rPr>
-              <w:t>安全环保与可持续性</w:t>
+                <w:sz w:val="15"/>
+              </w:rPr>
+              <w:t>质量评价与实验/数据验证</w:t>
             </w:r>
           </w:p>
         </w:tc>
@@ -10227,7 +8705,7 @@
               <w:rPr>
                 <w:rFonts w:ascii="Times New Roman" w:hAnsi="Times New Roman" w:eastAsia="宋体"/>
                 <w:b w:val="0"/>
-                <w:sz w:val="16"/>
+                <w:sz w:val="15"/>
               </w:rPr>
               <w:t>15%</w:t>
             </w:r>
@@ -10248,9 +8726,9 @@
               <w:rPr>
                 <w:rFonts w:ascii="Times New Roman" w:hAnsi="Times New Roman" w:eastAsia="宋体"/>
                 <w:b w:val="0"/>
-                <w:sz w:val="16"/>
-              </w:rPr>
-              <w:t>方案完整、依据充分、数据可复核，符合质量、安全和环境要求。</w:t>
+                <w:sz w:val="15"/>
+              </w:rPr>
+              <w:t>能利用课程实验、样件、图像或可靠数据验证去除率、尺寸/表面质量或缺陷分析。</w:t>
             </w:r>
           </w:p>
         </w:tc>
@@ -10271,7 +8749,7 @@
                 <w:b w:val="0"/>
                 <w:sz w:val="15"/>
               </w:rPr>
-              <w:t>相关课程目标</w:t>
+              <w:t>目标 2.2，2.4，2.6，3.5</w:t>
             </w:r>
           </w:p>
         </w:tc>
@@ -10295,9 +8773,9 @@
               <w:rPr>
                 <w:rFonts w:ascii="Times New Roman" w:hAnsi="Times New Roman" w:eastAsia="宋体"/>
                 <w:b w:val="0"/>
-                <w:sz w:val="16"/>
-              </w:rPr>
-              <w:t>工艺文件与技术表达</w:t>
+                <w:sz w:val="15"/>
+              </w:rPr>
+              <w:t>安全、职业健康与环境控制</w:t>
             </w:r>
           </w:p>
         </w:tc>
@@ -10316,9 +8794,9 @@
               <w:rPr>
                 <w:rFonts w:ascii="Times New Roman" w:hAnsi="Times New Roman" w:eastAsia="宋体"/>
                 <w:b w:val="0"/>
-                <w:sz w:val="16"/>
-              </w:rPr>
-              <w:t>15%</w:t>
+                <w:sz w:val="15"/>
+              </w:rPr>
+              <w:t>10%</w:t>
             </w:r>
           </w:p>
         </w:tc>
@@ -10337,9 +8815,9 @@
               <w:rPr>
                 <w:rFonts w:ascii="Times New Roman" w:hAnsi="Times New Roman" w:eastAsia="宋体"/>
                 <w:b w:val="0"/>
-                <w:sz w:val="16"/>
-              </w:rPr>
-              <w:t>方案完整、依据充分、数据可复核，符合质量、安全和环境要求。</w:t>
+                <w:sz w:val="15"/>
+              </w:rPr>
+              <w:t>能针对高压电、化学品、激光辐射、烟尘、废液和噪声提出规范控制措施。</w:t>
             </w:r>
           </w:p>
         </w:tc>
@@ -10360,7 +8838,7 @@
                 <w:b w:val="0"/>
                 <w:sz w:val="15"/>
               </w:rPr>
-              <w:t>相关课程目标</w:t>
+              <w:t>目标 1.6，3.2—3.4，3.6</w:t>
             </w:r>
           </w:p>
         </w:tc>
@@ -10384,9 +8862,9 @@
               <w:rPr>
                 <w:rFonts w:ascii="Times New Roman" w:hAnsi="Times New Roman" w:eastAsia="宋体"/>
                 <w:b w:val="0"/>
-                <w:sz w:val="16"/>
-              </w:rPr>
-              <w:t>改进与创新</w:t>
+                <w:sz w:val="15"/>
+              </w:rPr>
+              <w:t>成本、能耗、材料利用与改进</w:t>
             </w:r>
           </w:p>
         </w:tc>
@@ -10405,9 +8883,9 @@
               <w:rPr>
                 <w:rFonts w:ascii="Times New Roman" w:hAnsi="Times New Roman" w:eastAsia="宋体"/>
                 <w:b w:val="0"/>
-                <w:sz w:val="16"/>
-              </w:rPr>
-              <w:t>10%</w:t>
+                <w:sz w:val="15"/>
+              </w:rPr>
+              <w:t>5%</w:t>
             </w:r>
           </w:p>
         </w:tc>
@@ -10426,9 +8904,9 @@
               <w:rPr>
                 <w:rFonts w:ascii="Times New Roman" w:hAnsi="Times New Roman" w:eastAsia="宋体"/>
                 <w:b w:val="0"/>
-                <w:sz w:val="16"/>
-              </w:rPr>
-              <w:t>方案完整、依据充分、数据可复核，符合质量、安全和环境要求。</w:t>
+                <w:sz w:val="15"/>
+              </w:rPr>
+              <w:t>能综合考虑效率、成本、能耗、耗材和废弃物，提出有依据的改进方案。</w:t>
             </w:r>
           </w:p>
         </w:tc>
@@ -10449,7 +8927,7 @@
                 <w:b w:val="0"/>
                 <w:sz w:val="15"/>
               </w:rPr>
-              <w:t>相关课程目标</w:t>
+              <w:t>目标 1.6，2.6，3.6</w:t>
             </w:r>
           </w:p>
         </w:tc>
@@ -10458,6 +8936,27 @@
         <w:tc>
           <w:tcPr>
             <w:tcW w:type="dxa" w:w="1550"/>
+            <w:vAlign w:val="center"/>
+          </w:tcPr>
+          <w:p>
+            <w:pPr>
+              <w:keepNext w:val="0"/>
+              <w:spacing w:before="0" w:after="0" w:line="240" w:lineRule="auto"/>
+              <w:jc w:val="left"/>
+            </w:pPr>
+            <w:r>
+              <w:rPr>
+                <w:rFonts w:ascii="Times New Roman" w:hAnsi="Times New Roman" w:eastAsia="宋体"/>
+                <w:b w:val="0"/>
+                <w:sz w:val="15"/>
+              </w:rPr>
+              <w:t>工艺文件与技术表达</w:t>
+            </w:r>
+          </w:p>
+        </w:tc>
+        <w:tc>
+          <w:tcPr>
+            <w:tcW w:type="dxa" w:w="850"/>
             <w:vAlign w:val="center"/>
           </w:tcPr>
           <w:p>
@@ -10469,16 +8968,37 @@
             <w:r>
               <w:rPr>
                 <w:rFonts w:ascii="Times New Roman" w:hAnsi="Times New Roman" w:eastAsia="宋体"/>
-                <w:b/>
-                <w:sz w:val="16"/>
-              </w:rPr>
-              <w:t>合计</w:t>
-            </w:r>
-          </w:p>
-        </w:tc>
-        <w:tc>
-          <w:tcPr>
-            <w:tcW w:type="dxa" w:w="850"/>
+                <w:b w:val="0"/>
+                <w:sz w:val="15"/>
+              </w:rPr>
+              <w:t>10%</w:t>
+            </w:r>
+          </w:p>
+        </w:tc>
+        <w:tc>
+          <w:tcPr>
+            <w:tcW w:type="dxa" w:w="5200"/>
+            <w:vAlign w:val="center"/>
+          </w:tcPr>
+          <w:p>
+            <w:pPr>
+              <w:keepNext w:val="0"/>
+              <w:spacing w:before="0" w:after="0" w:line="240" w:lineRule="auto"/>
+              <w:jc w:val="left"/>
+            </w:pPr>
+            <w:r>
+              <w:rPr>
+                <w:rFonts w:ascii="Times New Roman" w:hAnsi="Times New Roman" w:eastAsia="宋体"/>
+                <w:b w:val="0"/>
+                <w:sz w:val="15"/>
+              </w:rPr>
+              <w:t>工艺流程、参数表、图表、数据、引用和版本清楚，报告可复核。</w:t>
+            </w:r>
+          </w:p>
+        </w:tc>
+        <w:tc>
+          <w:tcPr>
+            <w:tcW w:type="dxa" w:w="1450"/>
             <w:vAlign w:val="center"/>
           </w:tcPr>
           <w:p>
@@ -10490,22 +9010,95 @@
             <w:r>
               <w:rPr>
                 <w:rFonts w:ascii="Times New Roman" w:hAnsi="Times New Roman" w:eastAsia="宋体"/>
-                <w:b/>
-                <w:sz w:val="16"/>
-              </w:rPr>
-              <w:t>100%</w:t>
+                <w:b w:val="0"/>
+                <w:sz w:val="15"/>
+              </w:rPr>
+              <w:t>目标 2.5，2.6，3.5</w:t>
+            </w:r>
+          </w:p>
+        </w:tc>
+      </w:tr>
+      <w:tr>
+        <w:tc>
+          <w:tcPr>
+            <w:tcW w:type="dxa" w:w="1550"/>
+          </w:tcPr>
+          <w:p>
+            <w:pPr>
+              <w:jc w:val="left"/>
+            </w:pPr>
+            <w:r>
+              <w:rPr>
+                <w:rFonts w:ascii="Times New Roman" w:hAnsi="Times New Roman" w:eastAsia="宋体"/>
+                <w:b w:val="0"/>
+                <w:sz w:val="15"/>
+              </w:rPr>
+              <w:t>个人答辩/核验</w:t>
+            </w:r>
+          </w:p>
+        </w:tc>
+        <w:tc>
+          <w:tcPr>
+            <w:tcW w:type="dxa" w:w="850"/>
+          </w:tcPr>
+          <w:p>
+            <w:pPr>
+              <w:jc w:val="center"/>
+            </w:pPr>
+            <w:r>
+              <w:rPr>
+                <w:rFonts w:ascii="Times New Roman" w:hAnsi="Times New Roman" w:eastAsia="宋体"/>
+                <w:b w:val="0"/>
+                <w:sz w:val="15"/>
+              </w:rPr>
+              <w:t>20%</w:t>
             </w:r>
           </w:p>
         </w:tc>
         <w:tc>
           <w:tcPr>
             <w:tcW w:type="dxa" w:w="5200"/>
-            <w:vAlign w:val="center"/>
-          </w:tcPr>
-          <w:p>
-            <w:pPr>
-              <w:keepNext w:val="0"/>
-              <w:spacing w:before="0" w:after="0" w:line="240" w:lineRule="auto"/>
+          </w:tcPr>
+          <w:p>
+            <w:pPr>
+              <w:jc w:val="left"/>
+            </w:pPr>
+            <w:r>
+              <w:rPr>
+                <w:rFonts w:ascii="Times New Roman" w:hAnsi="Times New Roman" w:eastAsia="宋体"/>
+                <w:b w:val="0"/>
+                <w:sz w:val="15"/>
+              </w:rPr>
+              <w:t>能独立解释工艺决策和实验/数据证据，回答关键参数、质量、安全与适用边界问题。</w:t>
+            </w:r>
+          </w:p>
+        </w:tc>
+        <w:tc>
+          <w:tcPr>
+            <w:tcW w:type="dxa" w:w="1450"/>
+          </w:tcPr>
+          <w:p>
+            <w:pPr>
+              <w:jc w:val="center"/>
+            </w:pPr>
+            <w:r>
+              <w:rPr>
+                <w:rFonts w:ascii="Times New Roman" w:hAnsi="Times New Roman" w:eastAsia="宋体"/>
+                <w:b w:val="0"/>
+                <w:sz w:val="15"/>
+              </w:rPr>
+              <w:t>目标 1.1—1.6，2.1—2.6，3.1—3.6</w:t>
+            </w:r>
+          </w:p>
+        </w:tc>
+      </w:tr>
+      <w:tr>
+        <w:tc>
+          <w:tcPr>
+            <w:tcW w:type="dxa" w:w="1550"/>
+          </w:tcPr>
+          <w:p>
+            <w:pPr>
               <w:jc w:val="center"/>
             </w:pPr>
             <w:r>
@@ -10514,18 +9107,51 @@
                 <w:b/>
                 <w:sz w:val="16"/>
               </w:rPr>
+              <w:t>合计</w:t>
+            </w:r>
+          </w:p>
+        </w:tc>
+        <w:tc>
+          <w:tcPr>
+            <w:tcW w:type="dxa" w:w="850"/>
+          </w:tcPr>
+          <w:p>
+            <w:pPr>
+              <w:jc w:val="center"/>
+            </w:pPr>
+            <w:r>
+              <w:rPr>
+                <w:rFonts w:ascii="Times New Roman" w:hAnsi="Times New Roman" w:eastAsia="宋体"/>
+                <w:b/>
+                <w:sz w:val="16"/>
+              </w:rPr>
+              <w:t>100%</w:t>
+            </w:r>
+          </w:p>
+        </w:tc>
+        <w:tc>
+          <w:tcPr>
+            <w:tcW w:type="dxa" w:w="5200"/>
+          </w:tcPr>
+          <w:p>
+            <w:pPr>
+              <w:jc w:val="center"/>
+            </w:pPr>
+            <w:r>
+              <w:rPr>
+                <w:rFonts w:ascii="Times New Roman" w:hAnsi="Times New Roman" w:eastAsia="宋体"/>
+                <w:b/>
+                <w:sz w:val="16"/>
+              </w:rPr>
             </w:r>
           </w:p>
         </w:tc>
         <w:tc>
           <w:tcPr>
             <w:tcW w:type="dxa" w:w="1450"/>
-            <w:vAlign w:val="center"/>
-          </w:tcPr>
-          <w:p>
-            <w:pPr>
-              <w:keepNext w:val="0"/>
-              <w:spacing w:before="0" w:after="0" w:line="240" w:lineRule="auto"/>
+          </w:tcPr>
+          <w:p>
+            <w:pPr>
               <w:jc w:val="center"/>
             </w:pPr>
             <w:r>
